--- a/MoTaDacTa.docx
+++ b/MoTaDacTa.docx
@@ -2933,7 +2933,560 @@
         <w:t>Kiểm tra tính mượt mà của Animation (60FPS) đặc biệt là thao tác "Xoay cây" (Tree Rotation).</w:t>
       </w:r>
     </w:p>
-    <w:p/>
+    <w:p>
+      <w:r>
+        <w:br w:type="page"/>
+      </w:r>
+    </w:p>
+    <w:p>
+      <w:pPr>
+        <w:numPr>
+          <w:ilvl w:val="0"/>
+          <w:numId w:val="34"/>
+        </w:numPr>
+        <w:rPr>
+          <w:b/>
+          <w:bCs/>
+        </w:rPr>
+      </w:pPr>
+      <w:r>
+        <w:rPr>
+          <w:b/>
+          <w:bCs/>
+        </w:rPr>
+        <w:lastRenderedPageBreak/>
+        <w:t>Goal Description</w:t>
+      </w:r>
+    </w:p>
+    <w:p>
+      <w:pPr>
+        <w:ind w:firstLine="0"/>
+      </w:pPr>
+      <w:r>
+        <w:t>Tiếp tục hoàn thiện toàn bộ </w:t>
+      </w:r>
+      <w:r>
+        <w:rPr>
+          <w:b/>
+          <w:bCs/>
+        </w:rPr>
+        <w:t>Nhóm I: Cấu trúc dữ liệu (Data Structures)</w:t>
+      </w:r>
+      <w:r>
+        <w:t> theo yêu cầu của bạn. Hiện tại hệ thống đã có bộ khung mạnh mẽ cho Tuyến tính (Mảng/Danh sách), Cây (Tree) và Đồ thị (Graph), nhưng vẫn còn thiếu 12 Cấu trúc dữ liệu đặc thù nâng cao. Đồng thời, tôi đã sửa lại vấn đề UI overflow để bạn có thể cuộn (scroll) khi Cây hoặc Đồ thị vượt quá kích thước màn hình.</w:t>
+      </w:r>
+    </w:p>
+    <w:p>
+      <w:pPr>
+        <w:ind w:firstLine="0"/>
+        <w:rPr>
+          <w:b/>
+          <w:bCs/>
+        </w:rPr>
+      </w:pPr>
+      <w:r>
+        <w:rPr>
+          <w:b/>
+          <w:bCs/>
+        </w:rPr>
+        <w:t>User Review Required</w:t>
+      </w:r>
+    </w:p>
+    <w:p>
+      <w:pPr>
+        <w:ind w:firstLine="0"/>
+      </w:pPr>
+      <w:r>
+        <w:t>WARNING</w:t>
+      </w:r>
+    </w:p>
+    <w:p>
+      <w:pPr>
+        <w:ind w:firstLine="0"/>
+      </w:pPr>
+      <w:r>
+        <w:t>Nhóm 12 thuật toán còn lại cực kỳ đồ sộ. Đặc biệt là nhóm </w:t>
+      </w:r>
+      <w:r>
+        <w:rPr>
+          <w:b/>
+          <w:bCs/>
+        </w:rPr>
+        <w:t>Cây nâng cao</w:t>
+      </w:r>
+      <w:r>
+        <w:t> (Red-Black Tree, B-Tree, B+ Tree) có logic cân bằng vô cùng phức tạp, đòi hỏi phải tạo ra các thuật toán Generator chính xác từng bước. Việc code 12 thuật toán cùng lúc sẽ cần rất nhiều thời gian xử lý.</w:t>
+      </w:r>
+    </w:p>
+    <w:p>
+      <w:pPr>
+        <w:ind w:firstLine="0"/>
+      </w:pPr>
+      <w:r>
+        <w:t>Dưới đây là danh sách 12 Cấu trúc dữ liệu sẽ được triển khai:</w:t>
+      </w:r>
+    </w:p>
+    <w:p>
+      <w:pPr>
+        <w:numPr>
+          <w:ilvl w:val="0"/>
+          <w:numId w:val="34"/>
+        </w:numPr>
+      </w:pPr>
+      <w:r>
+        <w:rPr>
+          <w:b/>
+          <w:bCs/>
+        </w:rPr>
+        <w:t>Max Heap</w:t>
+      </w:r>
+      <w:r>
+        <w:t>: Tương tự Min Heap, nhưng phần tử lớn nhất ở gốc.</w:t>
+      </w:r>
+    </w:p>
+    <w:p>
+      <w:pPr>
+        <w:numPr>
+          <w:ilvl w:val="0"/>
+          <w:numId w:val="34"/>
+        </w:numPr>
+      </w:pPr>
+      <w:r>
+        <w:rPr>
+          <w:b/>
+          <w:bCs/>
+        </w:rPr>
+        <w:t>Priority Queue</w:t>
+      </w:r>
+      <w:r>
+        <w:t>: Dựa trên Max Heap / Min Heap.</w:t>
+      </w:r>
+    </w:p>
+    <w:p>
+      <w:pPr>
+        <w:numPr>
+          <w:ilvl w:val="0"/>
+          <w:numId w:val="34"/>
+        </w:numPr>
+      </w:pPr>
+      <w:r>
+        <w:rPr>
+          <w:b/>
+          <w:bCs/>
+        </w:rPr>
+        <w:t>Hash Set</w:t>
+      </w:r>
+      <w:r>
+        <w:t>: Dựa trên Hash Table nhưng chỉ lưu Key.</w:t>
+      </w:r>
+    </w:p>
+    <w:p>
+      <w:pPr>
+        <w:numPr>
+          <w:ilvl w:val="0"/>
+          <w:numId w:val="34"/>
+        </w:numPr>
+      </w:pPr>
+      <w:r>
+        <w:rPr>
+          <w:b/>
+          <w:bCs/>
+        </w:rPr>
+        <w:t>Hash Map</w:t>
+      </w:r>
+      <w:r>
+        <w:t>: Tương tự Hash Table hiện tại.</w:t>
+      </w:r>
+    </w:p>
+    <w:p>
+      <w:pPr>
+        <w:numPr>
+          <w:ilvl w:val="0"/>
+          <w:numId w:val="34"/>
+        </w:numPr>
+      </w:pPr>
+      <w:r>
+        <w:rPr>
+          <w:b/>
+          <w:bCs/>
+        </w:rPr>
+        <w:t>Bloom Filter</w:t>
+      </w:r>
+      <w:r>
+        <w:t>: Minh họa bảng băm xác suất (Hash hàm nhiều lần).</w:t>
+      </w:r>
+    </w:p>
+    <w:p>
+      <w:pPr>
+        <w:numPr>
+          <w:ilvl w:val="0"/>
+          <w:numId w:val="34"/>
+        </w:numPr>
+      </w:pPr>
+      <w:r>
+        <w:rPr>
+          <w:b/>
+          <w:bCs/>
+        </w:rPr>
+        <w:t>Segment Tree</w:t>
+      </w:r>
+      <w:r>
+        <w:t>: Cây truy vấn đoạn (Sử dụng TreeView).</w:t>
+      </w:r>
+    </w:p>
+    <w:p>
+      <w:pPr>
+        <w:numPr>
+          <w:ilvl w:val="0"/>
+          <w:numId w:val="34"/>
+        </w:numPr>
+      </w:pPr>
+      <w:r>
+        <w:rPr>
+          <w:b/>
+          <w:bCs/>
+        </w:rPr>
+        <w:t>Fenwick Tree (BIT)</w:t>
+      </w:r>
+      <w:r>
+        <w:t>: Cây chỉ số nhị phân (Sử dụng mảng).</w:t>
+      </w:r>
+    </w:p>
+    <w:p>
+      <w:pPr>
+        <w:numPr>
+          <w:ilvl w:val="0"/>
+          <w:numId w:val="34"/>
+        </w:numPr>
+      </w:pPr>
+      <w:r>
+        <w:rPr>
+          <w:b/>
+          <w:bCs/>
+        </w:rPr>
+        <w:t>Red-Black Tree</w:t>
+      </w:r>
+      <w:r>
+        <w:t>: Cây nhị phân tìm kiếm tự cân bằng (Đỏ-Đen).</w:t>
+      </w:r>
+    </w:p>
+    <w:p>
+      <w:pPr>
+        <w:numPr>
+          <w:ilvl w:val="0"/>
+          <w:numId w:val="34"/>
+        </w:numPr>
+      </w:pPr>
+      <w:r>
+        <w:rPr>
+          <w:b/>
+          <w:bCs/>
+        </w:rPr>
+        <w:t>Splay Tree</w:t>
+      </w:r>
+      <w:r>
+        <w:t>: Cây đưa Node vừa truy cập lên Root.</w:t>
+      </w:r>
+    </w:p>
+    <w:p>
+      <w:pPr>
+        <w:numPr>
+          <w:ilvl w:val="0"/>
+          <w:numId w:val="34"/>
+        </w:numPr>
+      </w:pPr>
+      <w:r>
+        <w:rPr>
+          <w:b/>
+          <w:bCs/>
+        </w:rPr>
+        <w:t>Treap</w:t>
+      </w:r>
+      <w:r>
+        <w:t>: Kết hợp BST và Heap (Random Priority).</w:t>
+      </w:r>
+    </w:p>
+    <w:p>
+      <w:pPr>
+        <w:numPr>
+          <w:ilvl w:val="0"/>
+          <w:numId w:val="34"/>
+        </w:numPr>
+      </w:pPr>
+      <w:r>
+        <w:rPr>
+          <w:b/>
+          <w:bCs/>
+        </w:rPr>
+        <w:t>B-Tree</w:t>
+      </w:r>
+      <w:r>
+        <w:t>: Cây đa phân (N-ary Tree) cân bằng.</w:t>
+      </w:r>
+    </w:p>
+    <w:p>
+      <w:pPr>
+        <w:numPr>
+          <w:ilvl w:val="0"/>
+          <w:numId w:val="34"/>
+        </w:numPr>
+      </w:pPr>
+      <w:r>
+        <w:rPr>
+          <w:b/>
+          <w:bCs/>
+        </w:rPr>
+        <w:t>B+ Tree</w:t>
+      </w:r>
+      <w:r>
+        <w:t>: Biến thể B-Tree lưu Data ở Leaf.</w:t>
+      </w:r>
+    </w:p>
+    <w:p>
+      <w:pPr>
+        <w:ind w:firstLine="0"/>
+        <w:rPr>
+          <w:b/>
+          <w:bCs/>
+        </w:rPr>
+      </w:pPr>
+      <w:r>
+        <w:rPr>
+          <w:b/>
+          <w:bCs/>
+        </w:rPr>
+        <w:t>Proposed Changes</w:t>
+      </w:r>
+    </w:p>
+    <w:p>
+      <w:pPr>
+        <w:ind w:firstLine="0"/>
+      </w:pPr>
+      <w:r>
+        <w:t>Tôi đề xuất chia đợt triển khai này thành </w:t>
+      </w:r>
+      <w:r>
+        <w:rPr>
+          <w:b/>
+          <w:bCs/>
+        </w:rPr>
+        <w:t>3 Phase nhỏ</w:t>
+      </w:r>
+      <w:r>
+        <w:t> để đảm bảo chất lượng:</w:t>
+      </w:r>
+    </w:p>
+    <w:p>
+      <w:pPr>
+        <w:ind w:firstLine="0"/>
+      </w:pPr>
+      <w:r>
+        <w:t>Phase 1.1: Hoàn thiện Hash &amp; Heap (Dễ &amp; Nhanh)</w:t>
+      </w:r>
+    </w:p>
+    <w:p>
+      <w:pPr>
+        <w:ind w:firstLine="0"/>
+      </w:pPr>
+      <w:r>
+        <w:t>Sử dụng lại các logic đã có của Min Heap và Hash Table.</w:t>
+      </w:r>
+    </w:p>
+    <w:p>
+      <w:pPr>
+        <w:ind w:firstLine="0"/>
+      </w:pPr>
+      <w:r>
+        <w:lastRenderedPageBreak/>
+        <w:t>[NEW] src/app/data-structures/max-heap/page.tsx</w:t>
+      </w:r>
+    </w:p>
+    <w:p>
+      <w:pPr>
+        <w:ind w:firstLine="0"/>
+      </w:pPr>
+      <w:r>
+        <w:t>[NEW] src/app/data-structures/priority-queue/page.tsx</w:t>
+      </w:r>
+    </w:p>
+    <w:p>
+      <w:pPr>
+        <w:ind w:firstLine="0"/>
+      </w:pPr>
+      <w:r>
+        <w:t>[NEW] src/app/data-structures/hash-set/page.tsx</w:t>
+      </w:r>
+    </w:p>
+    <w:p>
+      <w:pPr>
+        <w:ind w:firstLine="0"/>
+      </w:pPr>
+      <w:r>
+        <w:t>[NEW] src/app/data-structures/hash-map/page.tsx</w:t>
+      </w:r>
+    </w:p>
+    <w:p>
+      <w:pPr>
+        <w:ind w:firstLine="0"/>
+      </w:pPr>
+      <w:r>
+        <w:t>[NEW] src/app/data-structures/bloom-filter/page.tsx</w:t>
+      </w:r>
+    </w:p>
+    <w:p>
+      <w:pPr>
+        <w:ind w:firstLine="0"/>
+      </w:pPr>
+      <w:r>
+        <w:t>Phase 1.2: Advanced Arrays &amp; Segment Trees</w:t>
+      </w:r>
+    </w:p>
+    <w:p>
+      <w:pPr>
+        <w:ind w:firstLine="0"/>
+      </w:pPr>
+      <w:r>
+        <w:t>[NEW] src/app/data-structures/segment-tree/page.tsx</w:t>
+      </w:r>
+    </w:p>
+    <w:p>
+      <w:pPr>
+        <w:ind w:firstLine="0"/>
+      </w:pPr>
+      <w:r>
+        <w:t>[NEW] src/app/data-structures/fenwick/page.tsx</w:t>
+      </w:r>
+    </w:p>
+    <w:p>
+      <w:pPr>
+        <w:ind w:firstLine="0"/>
+      </w:pPr>
+      <w:r>
+        <w:t>Phase 1.3: Cây Tự Cân Bằng Nâng Cao (Siêu Khó)</w:t>
+      </w:r>
+    </w:p>
+    <w:p>
+      <w:pPr>
+        <w:ind w:firstLine="0"/>
+      </w:pPr>
+      <w:r>
+        <w:t>[NEW] src/app/data-structures/rbt/page.tsx</w:t>
+      </w:r>
+    </w:p>
+    <w:p>
+      <w:pPr>
+        <w:ind w:firstLine="0"/>
+      </w:pPr>
+      <w:r>
+        <w:t>[NEW] src/app/data-structures/splay/page.tsx</w:t>
+      </w:r>
+    </w:p>
+    <w:p>
+      <w:pPr>
+        <w:ind w:firstLine="0"/>
+      </w:pPr>
+      <w:r>
+        <w:t>[NEW] src/app/data-structures/treap/page.tsx</w:t>
+      </w:r>
+    </w:p>
+    <w:p>
+      <w:pPr>
+        <w:ind w:firstLine="0"/>
+      </w:pPr>
+      <w:r>
+        <w:t>[NEW] src/app/data-structures/b-tree/page.tsx</w:t>
+      </w:r>
+    </w:p>
+    <w:p>
+      <w:pPr>
+        <w:ind w:firstLine="0"/>
+      </w:pPr>
+      <w:r>
+        <w:t>[NEW] src/app/data-structures/b-plus-tree/page.tsx</w:t>
+      </w:r>
+    </w:p>
+    <w:p>
+      <w:pPr>
+        <w:ind w:firstLine="0"/>
+        <w:rPr>
+          <w:b/>
+          <w:bCs/>
+        </w:rPr>
+      </w:pPr>
+      <w:r>
+        <w:rPr>
+          <w:b/>
+          <w:bCs/>
+        </w:rPr>
+        <w:t>Verification Plan</w:t>
+      </w:r>
+    </w:p>
+    <w:p>
+      <w:pPr>
+        <w:numPr>
+          <w:ilvl w:val="0"/>
+          <w:numId w:val="35"/>
+        </w:numPr>
+      </w:pPr>
+      <w:r>
+        <w:t>Chạy npx tsc --noEmit sau mỗi đợt.</w:t>
+      </w:r>
+    </w:p>
+    <w:p>
+      <w:pPr>
+        <w:numPr>
+          <w:ilvl w:val="0"/>
+          <w:numId w:val="35"/>
+        </w:numPr>
+      </w:pPr>
+      <w:r>
+        <w:t>Kiểm tra tính năng cuộn UI (Overflow scroll) trên TreeView và GraphView đã hoạt động tốt hay chưa.</w:t>
+      </w:r>
+    </w:p>
+    <w:p>
+      <w:pPr>
+        <w:numPr>
+          <w:ilvl w:val="0"/>
+          <w:numId w:val="35"/>
+        </w:numPr>
+      </w:pPr>
+      <w:r>
+        <w:t>Kiểm tra từng đường dẫn trong algorithmData.ts để không còn lỗi 404.</w:t>
+      </w:r>
+    </w:p>
+    <w:p>
+      <w:pPr>
+        <w:ind w:firstLine="0"/>
+      </w:pPr>
+      <w:r>
+        <w:t>Bạn có đồng ý để tôi triển khai </w:t>
+      </w:r>
+      <w:r>
+        <w:rPr>
+          <w:b/>
+          <w:bCs/>
+        </w:rPr>
+        <w:t>toàn bộ</w:t>
+      </w:r>
+      <w:r>
+        <w:t> 12 Cấu trúc này không, hay bạn muốn tôi làm trước </w:t>
+      </w:r>
+      <w:r>
+        <w:rPr>
+          <w:b/>
+          <w:bCs/>
+        </w:rPr>
+        <w:t>Phase 1.1 &amp; 1.2</w:t>
+      </w:r>
+      <w:r>
+        <w:t> rồi kiểm tra lại? Mời bạn bấm Proceed để tôi thực hiện toàn bộ nhé!</w:t>
+      </w:r>
+    </w:p>
+    <w:p>
+      <w:pPr>
+        <w:ind w:firstLine="0"/>
+      </w:pPr>
+    </w:p>
     <w:sectPr>
       <w:pgSz w:w="12240" w:h="15840"/>
       <w:pgMar w:top="1440" w:right="1440" w:bottom="1440" w:left="1440" w:header="720" w:footer="720" w:gutter="0"/>
@@ -5266,6 +5819,119 @@
     </w:lvl>
   </w:abstractNum>
   <w:abstractNum w:abstractNumId="17" w15:restartNumberingAfterBreak="0">
+    <w:nsid w:val="4F9E1442"/>
+    <w:multiLevelType w:val="multilevel"/>
+    <w:tmpl w:val="A592704A"/>
+    <w:lvl w:ilvl="0">
+      <w:start w:val="1"/>
+      <w:numFmt w:val="decimal"/>
+      <w:lvlText w:val="%1."/>
+      <w:lvlJc w:val="left"/>
+      <w:pPr>
+        <w:tabs>
+          <w:tab w:val="num" w:pos="720"/>
+        </w:tabs>
+        <w:ind w:left="720" w:hanging="360"/>
+      </w:pPr>
+    </w:lvl>
+    <w:lvl w:ilvl="1" w:tentative="1">
+      <w:start w:val="1"/>
+      <w:numFmt w:val="decimal"/>
+      <w:lvlText w:val="%2."/>
+      <w:lvlJc w:val="left"/>
+      <w:pPr>
+        <w:tabs>
+          <w:tab w:val="num" w:pos="1440"/>
+        </w:tabs>
+        <w:ind w:left="1440" w:hanging="360"/>
+      </w:pPr>
+    </w:lvl>
+    <w:lvl w:ilvl="2" w:tentative="1">
+      <w:start w:val="1"/>
+      <w:numFmt w:val="decimal"/>
+      <w:lvlText w:val="%3."/>
+      <w:lvlJc w:val="left"/>
+      <w:pPr>
+        <w:tabs>
+          <w:tab w:val="num" w:pos="2160"/>
+        </w:tabs>
+        <w:ind w:left="2160" w:hanging="360"/>
+      </w:pPr>
+    </w:lvl>
+    <w:lvl w:ilvl="3" w:tentative="1">
+      <w:start w:val="1"/>
+      <w:numFmt w:val="decimal"/>
+      <w:lvlText w:val="%4."/>
+      <w:lvlJc w:val="left"/>
+      <w:pPr>
+        <w:tabs>
+          <w:tab w:val="num" w:pos="2880"/>
+        </w:tabs>
+        <w:ind w:left="2880" w:hanging="360"/>
+      </w:pPr>
+    </w:lvl>
+    <w:lvl w:ilvl="4" w:tentative="1">
+      <w:start w:val="1"/>
+      <w:numFmt w:val="decimal"/>
+      <w:lvlText w:val="%5."/>
+      <w:lvlJc w:val="left"/>
+      <w:pPr>
+        <w:tabs>
+          <w:tab w:val="num" w:pos="3600"/>
+        </w:tabs>
+        <w:ind w:left="3600" w:hanging="360"/>
+      </w:pPr>
+    </w:lvl>
+    <w:lvl w:ilvl="5" w:tentative="1">
+      <w:start w:val="1"/>
+      <w:numFmt w:val="decimal"/>
+      <w:lvlText w:val="%6."/>
+      <w:lvlJc w:val="left"/>
+      <w:pPr>
+        <w:tabs>
+          <w:tab w:val="num" w:pos="4320"/>
+        </w:tabs>
+        <w:ind w:left="4320" w:hanging="360"/>
+      </w:pPr>
+    </w:lvl>
+    <w:lvl w:ilvl="6" w:tentative="1">
+      <w:start w:val="1"/>
+      <w:numFmt w:val="decimal"/>
+      <w:lvlText w:val="%7."/>
+      <w:lvlJc w:val="left"/>
+      <w:pPr>
+        <w:tabs>
+          <w:tab w:val="num" w:pos="5040"/>
+        </w:tabs>
+        <w:ind w:left="5040" w:hanging="360"/>
+      </w:pPr>
+    </w:lvl>
+    <w:lvl w:ilvl="7" w:tentative="1">
+      <w:start w:val="1"/>
+      <w:numFmt w:val="decimal"/>
+      <w:lvlText w:val="%8."/>
+      <w:lvlJc w:val="left"/>
+      <w:pPr>
+        <w:tabs>
+          <w:tab w:val="num" w:pos="5760"/>
+        </w:tabs>
+        <w:ind w:left="5760" w:hanging="360"/>
+      </w:pPr>
+    </w:lvl>
+    <w:lvl w:ilvl="8" w:tentative="1">
+      <w:start w:val="1"/>
+      <w:numFmt w:val="decimal"/>
+      <w:lvlText w:val="%9."/>
+      <w:lvlJc w:val="left"/>
+      <w:pPr>
+        <w:tabs>
+          <w:tab w:val="num" w:pos="6480"/>
+        </w:tabs>
+        <w:ind w:left="6480" w:hanging="360"/>
+      </w:pPr>
+    </w:lvl>
+  </w:abstractNum>
+  <w:abstractNum w:abstractNumId="18" w15:restartNumberingAfterBreak="0">
     <w:nsid w:val="52891C00"/>
     <w:multiLevelType w:val="multilevel"/>
     <w:tmpl w:val="D6F40D1C"/>
@@ -5414,7 +6080,156 @@
       </w:rPr>
     </w:lvl>
   </w:abstractNum>
-  <w:abstractNum w:abstractNumId="18" w15:restartNumberingAfterBreak="0">
+  <w:abstractNum w:abstractNumId="19" w15:restartNumberingAfterBreak="0">
+    <w:nsid w:val="55B703BD"/>
+    <w:multiLevelType w:val="multilevel"/>
+    <w:tmpl w:val="36E67480"/>
+    <w:lvl w:ilvl="0">
+      <w:start w:val="1"/>
+      <w:numFmt w:val="bullet"/>
+      <w:lvlText w:val=""/>
+      <w:lvlJc w:val="left"/>
+      <w:pPr>
+        <w:tabs>
+          <w:tab w:val="num" w:pos="720"/>
+        </w:tabs>
+        <w:ind w:left="720" w:hanging="360"/>
+      </w:pPr>
+      <w:rPr>
+        <w:rFonts w:ascii="Symbol" w:hAnsi="Symbol" w:hint="default"/>
+        <w:sz w:val="20"/>
+      </w:rPr>
+    </w:lvl>
+    <w:lvl w:ilvl="1" w:tentative="1">
+      <w:start w:val="1"/>
+      <w:numFmt w:val="bullet"/>
+      <w:lvlText w:val=""/>
+      <w:lvlJc w:val="left"/>
+      <w:pPr>
+        <w:tabs>
+          <w:tab w:val="num" w:pos="1440"/>
+        </w:tabs>
+        <w:ind w:left="1440" w:hanging="360"/>
+      </w:pPr>
+      <w:rPr>
+        <w:rFonts w:ascii="Symbol" w:hAnsi="Symbol" w:hint="default"/>
+        <w:sz w:val="20"/>
+      </w:rPr>
+    </w:lvl>
+    <w:lvl w:ilvl="2" w:tentative="1">
+      <w:start w:val="1"/>
+      <w:numFmt w:val="bullet"/>
+      <w:lvlText w:val=""/>
+      <w:lvlJc w:val="left"/>
+      <w:pPr>
+        <w:tabs>
+          <w:tab w:val="num" w:pos="2160"/>
+        </w:tabs>
+        <w:ind w:left="2160" w:hanging="360"/>
+      </w:pPr>
+      <w:rPr>
+        <w:rFonts w:ascii="Symbol" w:hAnsi="Symbol" w:hint="default"/>
+        <w:sz w:val="20"/>
+      </w:rPr>
+    </w:lvl>
+    <w:lvl w:ilvl="3" w:tentative="1">
+      <w:start w:val="1"/>
+      <w:numFmt w:val="bullet"/>
+      <w:lvlText w:val=""/>
+      <w:lvlJc w:val="left"/>
+      <w:pPr>
+        <w:tabs>
+          <w:tab w:val="num" w:pos="2880"/>
+        </w:tabs>
+        <w:ind w:left="2880" w:hanging="360"/>
+      </w:pPr>
+      <w:rPr>
+        <w:rFonts w:ascii="Symbol" w:hAnsi="Symbol" w:hint="default"/>
+        <w:sz w:val="20"/>
+      </w:rPr>
+    </w:lvl>
+    <w:lvl w:ilvl="4" w:tentative="1">
+      <w:start w:val="1"/>
+      <w:numFmt w:val="bullet"/>
+      <w:lvlText w:val=""/>
+      <w:lvlJc w:val="left"/>
+      <w:pPr>
+        <w:tabs>
+          <w:tab w:val="num" w:pos="3600"/>
+        </w:tabs>
+        <w:ind w:left="3600" w:hanging="360"/>
+      </w:pPr>
+      <w:rPr>
+        <w:rFonts w:ascii="Symbol" w:hAnsi="Symbol" w:hint="default"/>
+        <w:sz w:val="20"/>
+      </w:rPr>
+    </w:lvl>
+    <w:lvl w:ilvl="5" w:tentative="1">
+      <w:start w:val="1"/>
+      <w:numFmt w:val="bullet"/>
+      <w:lvlText w:val=""/>
+      <w:lvlJc w:val="left"/>
+      <w:pPr>
+        <w:tabs>
+          <w:tab w:val="num" w:pos="4320"/>
+        </w:tabs>
+        <w:ind w:left="4320" w:hanging="360"/>
+      </w:pPr>
+      <w:rPr>
+        <w:rFonts w:ascii="Symbol" w:hAnsi="Symbol" w:hint="default"/>
+        <w:sz w:val="20"/>
+      </w:rPr>
+    </w:lvl>
+    <w:lvl w:ilvl="6" w:tentative="1">
+      <w:start w:val="1"/>
+      <w:numFmt w:val="bullet"/>
+      <w:lvlText w:val=""/>
+      <w:lvlJc w:val="left"/>
+      <w:pPr>
+        <w:tabs>
+          <w:tab w:val="num" w:pos="5040"/>
+        </w:tabs>
+        <w:ind w:left="5040" w:hanging="360"/>
+      </w:pPr>
+      <w:rPr>
+        <w:rFonts w:ascii="Symbol" w:hAnsi="Symbol" w:hint="default"/>
+        <w:sz w:val="20"/>
+      </w:rPr>
+    </w:lvl>
+    <w:lvl w:ilvl="7" w:tentative="1">
+      <w:start w:val="1"/>
+      <w:numFmt w:val="bullet"/>
+      <w:lvlText w:val=""/>
+      <w:lvlJc w:val="left"/>
+      <w:pPr>
+        <w:tabs>
+          <w:tab w:val="num" w:pos="5760"/>
+        </w:tabs>
+        <w:ind w:left="5760" w:hanging="360"/>
+      </w:pPr>
+      <w:rPr>
+        <w:rFonts w:ascii="Symbol" w:hAnsi="Symbol" w:hint="default"/>
+        <w:sz w:val="20"/>
+      </w:rPr>
+    </w:lvl>
+    <w:lvl w:ilvl="8" w:tentative="1">
+      <w:start w:val="1"/>
+      <w:numFmt w:val="bullet"/>
+      <w:lvlText w:val=""/>
+      <w:lvlJc w:val="left"/>
+      <w:pPr>
+        <w:tabs>
+          <w:tab w:val="num" w:pos="6480"/>
+        </w:tabs>
+        <w:ind w:left="6480" w:hanging="360"/>
+      </w:pPr>
+      <w:rPr>
+        <w:rFonts w:ascii="Symbol" w:hAnsi="Symbol" w:hint="default"/>
+        <w:sz w:val="20"/>
+      </w:rPr>
+    </w:lvl>
+  </w:abstractNum>
+  <w:abstractNum w:abstractNumId="20" w15:restartNumberingAfterBreak="0">
     <w:nsid w:val="5E3A11B9"/>
     <w:multiLevelType w:val="multilevel"/>
     <w:tmpl w:val="33661FF0"/>
@@ -5563,7 +6378,7 @@
       </w:rPr>
     </w:lvl>
   </w:abstractNum>
-  <w:abstractNum w:abstractNumId="19" w15:restartNumberingAfterBreak="0">
+  <w:abstractNum w:abstractNumId="21" w15:restartNumberingAfterBreak="0">
     <w:nsid w:val="6097509D"/>
     <w:multiLevelType w:val="multilevel"/>
     <w:tmpl w:val="A2669166"/>
@@ -5712,7 +6527,7 @@
       </w:rPr>
     </w:lvl>
   </w:abstractNum>
-  <w:abstractNum w:abstractNumId="20" w15:restartNumberingAfterBreak="0">
+  <w:abstractNum w:abstractNumId="22" w15:restartNumberingAfterBreak="0">
     <w:nsid w:val="66144837"/>
     <w:multiLevelType w:val="multilevel"/>
     <w:tmpl w:val="70865C9A"/>
@@ -5861,7 +6676,7 @@
       </w:rPr>
     </w:lvl>
   </w:abstractNum>
-  <w:abstractNum w:abstractNumId="21" w15:restartNumberingAfterBreak="0">
+  <w:abstractNum w:abstractNumId="23" w15:restartNumberingAfterBreak="0">
     <w:nsid w:val="66604EFB"/>
     <w:multiLevelType w:val="multilevel"/>
     <w:tmpl w:val="6D04BE1C"/>
@@ -6010,7 +6825,7 @@
       </w:rPr>
     </w:lvl>
   </w:abstractNum>
-  <w:abstractNum w:abstractNumId="22" w15:restartNumberingAfterBreak="0">
+  <w:abstractNum w:abstractNumId="24" w15:restartNumberingAfterBreak="0">
     <w:nsid w:val="66CB44B9"/>
     <w:multiLevelType w:val="multilevel"/>
     <w:tmpl w:val="3C30781C"/>
@@ -6159,7 +6974,7 @@
       </w:rPr>
     </w:lvl>
   </w:abstractNum>
-  <w:abstractNum w:abstractNumId="23" w15:restartNumberingAfterBreak="0">
+  <w:abstractNum w:abstractNumId="25" w15:restartNumberingAfterBreak="0">
     <w:nsid w:val="68961916"/>
     <w:multiLevelType w:val="multilevel"/>
     <w:tmpl w:val="529808EE"/>
@@ -6276,7 +7091,7 @@
       </w:pPr>
     </w:lvl>
   </w:abstractNum>
-  <w:abstractNum w:abstractNumId="24" w15:restartNumberingAfterBreak="0">
+  <w:abstractNum w:abstractNumId="26" w15:restartNumberingAfterBreak="0">
     <w:nsid w:val="6D8568C0"/>
     <w:multiLevelType w:val="multilevel"/>
     <w:tmpl w:val="97F66520"/>
@@ -6425,7 +7240,7 @@
       </w:rPr>
     </w:lvl>
   </w:abstractNum>
-  <w:abstractNum w:abstractNumId="25" w15:restartNumberingAfterBreak="0">
+  <w:abstractNum w:abstractNumId="27" w15:restartNumberingAfterBreak="0">
     <w:nsid w:val="6F1D79B2"/>
     <w:multiLevelType w:val="multilevel"/>
     <w:tmpl w:val="EBE67566"/>
@@ -6574,7 +7389,7 @@
       </w:rPr>
     </w:lvl>
   </w:abstractNum>
-  <w:abstractNum w:abstractNumId="26" w15:restartNumberingAfterBreak="0">
+  <w:abstractNum w:abstractNumId="28" w15:restartNumberingAfterBreak="0">
     <w:nsid w:val="70CE7190"/>
     <w:multiLevelType w:val="multilevel"/>
     <w:tmpl w:val="C876DC16"/>
@@ -6723,7 +7538,7 @@
       </w:rPr>
     </w:lvl>
   </w:abstractNum>
-  <w:abstractNum w:abstractNumId="27" w15:restartNumberingAfterBreak="0">
+  <w:abstractNum w:abstractNumId="29" w15:restartNumberingAfterBreak="0">
     <w:nsid w:val="70DF5E9A"/>
     <w:multiLevelType w:val="multilevel"/>
     <w:tmpl w:val="EF4A8D4A"/>
@@ -6872,7 +7687,7 @@
       </w:rPr>
     </w:lvl>
   </w:abstractNum>
-  <w:abstractNum w:abstractNumId="28" w15:restartNumberingAfterBreak="0">
+  <w:abstractNum w:abstractNumId="30" w15:restartNumberingAfterBreak="0">
     <w:nsid w:val="77DD3CE1"/>
     <w:multiLevelType w:val="multilevel"/>
     <w:tmpl w:val="8286F626"/>
@@ -7021,7 +7836,7 @@
       </w:rPr>
     </w:lvl>
   </w:abstractNum>
-  <w:abstractNum w:abstractNumId="29" w15:restartNumberingAfterBreak="0">
+  <w:abstractNum w:abstractNumId="31" w15:restartNumberingAfterBreak="0">
     <w:nsid w:val="79187206"/>
     <w:multiLevelType w:val="multilevel"/>
     <w:tmpl w:val="4FD87ABE"/>
@@ -7134,7 +7949,7 @@
       </w:pPr>
     </w:lvl>
   </w:abstractNum>
-  <w:abstractNum w:abstractNumId="30" w15:restartNumberingAfterBreak="0">
+  <w:abstractNum w:abstractNumId="32" w15:restartNumberingAfterBreak="0">
     <w:nsid w:val="7B454A48"/>
     <w:multiLevelType w:val="multilevel"/>
     <w:tmpl w:val="007A88B0"/>
@@ -7283,7 +8098,7 @@
       </w:rPr>
     </w:lvl>
   </w:abstractNum>
-  <w:abstractNum w:abstractNumId="31" w15:restartNumberingAfterBreak="0">
+  <w:abstractNum w:abstractNumId="33" w15:restartNumberingAfterBreak="0">
     <w:nsid w:val="7F1F1421"/>
     <w:multiLevelType w:val="multilevel"/>
     <w:tmpl w:val="AE6C00C0"/>
@@ -7432,7 +8247,7 @@
       </w:rPr>
     </w:lvl>
   </w:abstractNum>
-  <w:abstractNum w:abstractNumId="32" w15:restartNumberingAfterBreak="0">
+  <w:abstractNum w:abstractNumId="34" w15:restartNumberingAfterBreak="0">
     <w:nsid w:val="7FE25197"/>
     <w:multiLevelType w:val="multilevel"/>
     <w:tmpl w:val="99FAAB50"/>
@@ -7585,7 +8400,7 @@
     <w:abstractNumId w:val="9"/>
   </w:num>
   <w:num w:numId="2" w16cid:durableId="1328945313">
-    <w:abstractNumId w:val="28"/>
+    <w:abstractNumId w:val="30"/>
   </w:num>
   <w:num w:numId="3" w16cid:durableId="1941718534">
     <w:abstractNumId w:val="3"/>
@@ -7597,19 +8412,19 @@
     <w:abstractNumId w:val="1"/>
   </w:num>
   <w:num w:numId="6" w16cid:durableId="292712263">
-    <w:abstractNumId w:val="31"/>
+    <w:abstractNumId w:val="33"/>
   </w:num>
   <w:num w:numId="7" w16cid:durableId="103307612">
     <w:abstractNumId w:val="13"/>
   </w:num>
   <w:num w:numId="8" w16cid:durableId="1776249646">
-    <w:abstractNumId w:val="26"/>
+    <w:abstractNumId w:val="28"/>
   </w:num>
   <w:num w:numId="9" w16cid:durableId="1238982036">
     <w:abstractNumId w:val="2"/>
   </w:num>
   <w:num w:numId="10" w16cid:durableId="368527715">
-    <w:abstractNumId w:val="17"/>
+    <w:abstractNumId w:val="18"/>
   </w:num>
   <w:num w:numId="11" w16cid:durableId="362363518">
     <w:abstractNumId w:val="8"/>
@@ -7618,22 +8433,22 @@
     <w:abstractNumId w:val="12"/>
   </w:num>
   <w:num w:numId="13" w16cid:durableId="1601715473">
-    <w:abstractNumId w:val="21"/>
+    <w:abstractNumId w:val="23"/>
   </w:num>
   <w:num w:numId="14" w16cid:durableId="1154682082">
-    <w:abstractNumId w:val="32"/>
+    <w:abstractNumId w:val="34"/>
   </w:num>
   <w:num w:numId="15" w16cid:durableId="225607134">
-    <w:abstractNumId w:val="20"/>
+    <w:abstractNumId w:val="22"/>
   </w:num>
   <w:num w:numId="16" w16cid:durableId="1655143296">
-    <w:abstractNumId w:val="27"/>
+    <w:abstractNumId w:val="29"/>
   </w:num>
   <w:num w:numId="17" w16cid:durableId="1563253822">
     <w:abstractNumId w:val="16"/>
   </w:num>
   <w:num w:numId="18" w16cid:durableId="852492766">
-    <w:abstractNumId w:val="30"/>
+    <w:abstractNumId w:val="32"/>
   </w:num>
   <w:num w:numId="19" w16cid:durableId="1696880346">
     <w:abstractNumId w:val="15"/>
@@ -7642,16 +8457,16 @@
     <w:abstractNumId w:val="10"/>
   </w:num>
   <w:num w:numId="21" w16cid:durableId="466902251">
-    <w:abstractNumId w:val="25"/>
+    <w:abstractNumId w:val="27"/>
   </w:num>
   <w:num w:numId="22" w16cid:durableId="1411778616">
-    <w:abstractNumId w:val="18"/>
+    <w:abstractNumId w:val="20"/>
   </w:num>
   <w:num w:numId="23" w16cid:durableId="764115755">
-    <w:abstractNumId w:val="29"/>
+    <w:abstractNumId w:val="31"/>
   </w:num>
   <w:num w:numId="24" w16cid:durableId="569576728">
-    <w:abstractNumId w:val="22"/>
+    <w:abstractNumId w:val="24"/>
   </w:num>
   <w:num w:numId="25" w16cid:durableId="1333411977">
     <w:abstractNumId w:val="4"/>
@@ -7663,10 +8478,10 @@
     <w:abstractNumId w:val="0"/>
   </w:num>
   <w:num w:numId="28" w16cid:durableId="1203711541">
-    <w:abstractNumId w:val="19"/>
+    <w:abstractNumId w:val="21"/>
   </w:num>
   <w:num w:numId="29" w16cid:durableId="1831174129">
-    <w:abstractNumId w:val="23"/>
+    <w:abstractNumId w:val="25"/>
   </w:num>
   <w:num w:numId="30" w16cid:durableId="2004233760">
     <w:abstractNumId w:val="11"/>
@@ -7675,10 +8490,16 @@
     <w:abstractNumId w:val="14"/>
   </w:num>
   <w:num w:numId="32" w16cid:durableId="1904489095">
-    <w:abstractNumId w:val="24"/>
+    <w:abstractNumId w:val="26"/>
   </w:num>
   <w:num w:numId="33" w16cid:durableId="1815247815">
     <w:abstractNumId w:val="7"/>
+  </w:num>
+  <w:num w:numId="34" w16cid:durableId="283539292">
+    <w:abstractNumId w:val="17"/>
+  </w:num>
+  <w:num w:numId="35" w16cid:durableId="1660883254">
+    <w:abstractNumId w:val="19"/>
   </w:num>
 </w:numbering>
 </file>

--- a/MoTaDacTa.docx
+++ b/MoTaDacTa.docx
@@ -3480,6 +3480,387 @@
       </w:r>
       <w:r>
         <w:t> rồi kiểm tra lại? Mời bạn bấm Proceed để tôi thực hiện toàn bộ nhé!</w:t>
+      </w:r>
+    </w:p>
+    <w:p>
+      <w:r>
+        <w:br w:type="page"/>
+      </w:r>
+    </w:p>
+    <w:p>
+      <w:pPr>
+        <w:numPr>
+          <w:ilvl w:val="0"/>
+          <w:numId w:val="36"/>
+        </w:numPr>
+        <w:rPr>
+          <w:b/>
+          <w:bCs/>
+        </w:rPr>
+      </w:pPr>
+      <w:r>
+        <w:rPr>
+          <w:b/>
+          <w:bCs/>
+        </w:rPr>
+        <w:lastRenderedPageBreak/>
+        <w:t>Goal Description</w:t>
+      </w:r>
+    </w:p>
+    <w:p>
+      <w:pPr>
+        <w:ind w:firstLine="0"/>
+      </w:pPr>
+      <w:r>
+        <w:t>Triển khai toàn bộ </w:t>
+      </w:r>
+      <w:r>
+        <w:rPr>
+          <w:b/>
+          <w:bCs/>
+        </w:rPr>
+        <w:t>Nhóm III: Thuật toán Tìm kiếm (Searching Algorithms)</w:t>
+      </w:r>
+      <w:r>
+        <w:t>. Bao gồm 6 thuật toán tìm kiếm trên mảng (Linear, Binary, Ternary, Interpolation, Jump, Exponential).</w:t>
+      </w:r>
+    </w:p>
+    <w:p>
+      <w:pPr>
+        <w:ind w:firstLine="0"/>
+        <w:rPr>
+          <w:b/>
+          <w:bCs/>
+        </w:rPr>
+      </w:pPr>
+      <w:r>
+        <w:rPr>
+          <w:b/>
+          <w:bCs/>
+        </w:rPr>
+        <w:t>User Review Required</w:t>
+      </w:r>
+    </w:p>
+    <w:p>
+      <w:pPr>
+        <w:ind w:firstLine="0"/>
+      </w:pPr>
+      <w:r>
+        <w:t>Nhóm thuật toán tìm kiếm có chung một mô hình giao diện (UI) là duyệt mảng (Array). Tôi sẽ thiết kế một bộ khung UI dùng chung, trong đó:</w:t>
+      </w:r>
+    </w:p>
+    <w:p>
+      <w:pPr>
+        <w:numPr>
+          <w:ilvl w:val="0"/>
+          <w:numId w:val="36"/>
+        </w:numPr>
+      </w:pPr>
+      <w:r>
+        <w:t>Dữ liệu hiển thị là mảng 1 chiều (Array).</w:t>
+      </w:r>
+    </w:p>
+    <w:p>
+      <w:pPr>
+        <w:numPr>
+          <w:ilvl w:val="0"/>
+          <w:numId w:val="36"/>
+        </w:numPr>
+      </w:pPr>
+      <w:r>
+        <w:t>Các chỉ số (Left, Right, Mid, Current...) sẽ được gán màu (Color-coded) để theo dõi cực kỳ trực quan.</w:t>
+      </w:r>
+    </w:p>
+    <w:p>
+      <w:pPr>
+        <w:numPr>
+          <w:ilvl w:val="0"/>
+          <w:numId w:val="36"/>
+        </w:numPr>
+      </w:pPr>
+      <w:r>
+        <w:t>Tự động sinh mảng ngẫu nhiên (hoặc mảng đã sắp xếp tùy thuật toán).</w:t>
+      </w:r>
+    </w:p>
+    <w:p>
+      <w:pPr>
+        <w:ind w:firstLine="0"/>
+      </w:pPr>
+      <w:r>
+        <w:t>Các thuật toán sẽ được chia thành:</w:t>
+      </w:r>
+    </w:p>
+    <w:p>
+      <w:pPr>
+        <w:numPr>
+          <w:ilvl w:val="0"/>
+          <w:numId w:val="37"/>
+        </w:numPr>
+      </w:pPr>
+      <w:r>
+        <w:rPr>
+          <w:b/>
+          <w:bCs/>
+        </w:rPr>
+        <w:t>Linear Search</w:t>
+      </w:r>
+      <w:r>
+        <w:t>: Tìm kiếm tuần tự (Dùng mảng chưa sắp xếp).</w:t>
+      </w:r>
+    </w:p>
+    <w:p>
+      <w:pPr>
+        <w:numPr>
+          <w:ilvl w:val="0"/>
+          <w:numId w:val="37"/>
+        </w:numPr>
+      </w:pPr>
+      <w:r>
+        <w:rPr>
+          <w:b/>
+          <w:bCs/>
+        </w:rPr>
+        <w:t>Binary Search</w:t>
+      </w:r>
+      <w:r>
+        <w:t>: Tìm kiếm nhị phân (Chia đôi mảng đã sắp xếp).</w:t>
+      </w:r>
+    </w:p>
+    <w:p>
+      <w:pPr>
+        <w:numPr>
+          <w:ilvl w:val="0"/>
+          <w:numId w:val="37"/>
+        </w:numPr>
+      </w:pPr>
+      <w:r>
+        <w:rPr>
+          <w:b/>
+          <w:bCs/>
+        </w:rPr>
+        <w:t>Ternary Search</w:t>
+      </w:r>
+      <w:r>
+        <w:t>: Tìm kiếm tam phân (Chia mảng làm 3 phần).</w:t>
+      </w:r>
+    </w:p>
+    <w:p>
+      <w:pPr>
+        <w:numPr>
+          <w:ilvl w:val="0"/>
+          <w:numId w:val="37"/>
+        </w:numPr>
+      </w:pPr>
+      <w:r>
+        <w:rPr>
+          <w:b/>
+          <w:bCs/>
+        </w:rPr>
+        <w:t>Interpolation Search</w:t>
+      </w:r>
+      <w:r>
+        <w:t>: Tìm kiếm nội suy (Dự đoán vị trí tối ưu).</w:t>
+      </w:r>
+    </w:p>
+    <w:p>
+      <w:pPr>
+        <w:numPr>
+          <w:ilvl w:val="0"/>
+          <w:numId w:val="37"/>
+        </w:numPr>
+      </w:pPr>
+      <w:r>
+        <w:rPr>
+          <w:b/>
+          <w:bCs/>
+        </w:rPr>
+        <w:t>Jump Search</w:t>
+      </w:r>
+      <w:r>
+        <w:t>: Nhảy từng bước theo khối căn bậc 2, sau đó tìm tuần tự.</w:t>
+      </w:r>
+    </w:p>
+    <w:p>
+      <w:pPr>
+        <w:numPr>
+          <w:ilvl w:val="0"/>
+          <w:numId w:val="37"/>
+        </w:numPr>
+      </w:pPr>
+      <w:r>
+        <w:rPr>
+          <w:b/>
+          <w:bCs/>
+        </w:rPr>
+        <w:t>Exponential Search</w:t>
+      </w:r>
+      <w:r>
+        <w:t>: Tìm kiếm số mũ (Nhân đôi khoảng cách rồi Binary Search).</w:t>
+      </w:r>
+    </w:p>
+    <w:p>
+      <w:pPr>
+        <w:ind w:firstLine="0"/>
+        <w:rPr>
+          <w:b/>
+          <w:bCs/>
+        </w:rPr>
+      </w:pPr>
+      <w:r>
+        <w:rPr>
+          <w:b/>
+          <w:bCs/>
+        </w:rPr>
+        <w:t>Proposed Changes</w:t>
+      </w:r>
+    </w:p>
+    <w:p>
+      <w:pPr>
+        <w:ind w:firstLine="0"/>
+      </w:pPr>
+      <w:r>
+        <w:t>1. Scaffold Files</w:t>
+      </w:r>
+    </w:p>
+    <w:p>
+      <w:pPr>
+        <w:ind w:firstLine="0"/>
+      </w:pPr>
+      <w:r>
+        <w:t>Tôi sẽ viết script để khởi tạo toàn bộ bộ khung 18 file (Code, Logic, Page) cho 6 thuật toán này:</w:t>
+      </w:r>
+    </w:p>
+    <w:p>
+      <w:pPr>
+        <w:numPr>
+          <w:ilvl w:val="0"/>
+          <w:numId w:val="38"/>
+        </w:numPr>
+      </w:pPr>
+      <w:r>
+        <w:t>/src/lib/search/*Code.ts</w:t>
+      </w:r>
+    </w:p>
+    <w:p>
+      <w:pPr>
+        <w:numPr>
+          <w:ilvl w:val="0"/>
+          <w:numId w:val="38"/>
+        </w:numPr>
+      </w:pPr>
+      <w:r>
+        <w:t>/src/lib/search/*Logic.ts</w:t>
+      </w:r>
+    </w:p>
+    <w:p>
+      <w:pPr>
+        <w:numPr>
+          <w:ilvl w:val="0"/>
+          <w:numId w:val="38"/>
+        </w:numPr>
+      </w:pPr>
+      <w:r>
+        <w:t>/src/app/search/*/page.tsx</w:t>
+      </w:r>
+    </w:p>
+    <w:p>
+      <w:pPr>
+        <w:ind w:firstLine="0"/>
+      </w:pPr>
+      <w:r>
+        <w:t>2. Triển khai Logic Từng Thuật Toán</w:t>
+      </w:r>
+    </w:p>
+    <w:p>
+      <w:pPr>
+        <w:ind w:firstLine="0"/>
+      </w:pPr>
+      <w:r>
+        <w:t>Lần lượt code logic chính xác theo Pseudocode cho từng thuật toán, đảm bảo yield từng bước di chuyển index để UI tạo hiệu ứng chuyển động mượt mà.</w:t>
+      </w:r>
+    </w:p>
+    <w:p>
+      <w:pPr>
+        <w:ind w:firstLine="0"/>
+      </w:pPr>
+      <w:r>
+        <w:t>3. Tích hợp UI</w:t>
+      </w:r>
+    </w:p>
+    <w:p>
+      <w:pPr>
+        <w:ind w:firstLine="0"/>
+      </w:pPr>
+      <w:r>
+        <w:lastRenderedPageBreak/>
+        <w:t>Xây dựng trang UI chung với thanh Control Bar (Start, Reset, Target Value Input) và Bảng Code (Pseudocode Tracker).</w:t>
+      </w:r>
+    </w:p>
+    <w:p>
+      <w:pPr>
+        <w:ind w:firstLine="0"/>
+        <w:rPr>
+          <w:b/>
+          <w:bCs/>
+        </w:rPr>
+      </w:pPr>
+      <w:r>
+        <w:rPr>
+          <w:b/>
+          <w:bCs/>
+        </w:rPr>
+        <w:t>Verification Plan</w:t>
+      </w:r>
+    </w:p>
+    <w:p>
+      <w:pPr>
+        <w:numPr>
+          <w:ilvl w:val="0"/>
+          <w:numId w:val="39"/>
+        </w:numPr>
+      </w:pPr>
+      <w:r>
+        <w:t>Chạy TypeScript tsc --noEmit để đảm bảo không lỗi type.</w:t>
+      </w:r>
+    </w:p>
+    <w:p>
+      <w:pPr>
+        <w:numPr>
+          <w:ilvl w:val="0"/>
+          <w:numId w:val="39"/>
+        </w:numPr>
+      </w:pPr>
+      <w:r>
+        <w:t>Cập nhật đúng các đường link trong algorithmData.ts.</w:t>
+      </w:r>
+    </w:p>
+    <w:p>
+      <w:pPr>
+        <w:numPr>
+          <w:ilvl w:val="0"/>
+          <w:numId w:val="39"/>
+        </w:numPr>
+      </w:pPr>
+      <w:r>
+        <w:t>Giao diện đáp ứng khả năng Responsive và Overflow Auto.</w:t>
+      </w:r>
+    </w:p>
+    <w:p>
+      <w:pPr>
+        <w:ind w:firstLine="0"/>
+      </w:pPr>
+      <w:r>
+        <w:t>Mời bạn bấm </w:t>
+      </w:r>
+      <w:r>
+        <w:rPr>
+          <w:b/>
+          <w:bCs/>
+        </w:rPr>
+        <w:t>Proceed</w:t>
+      </w:r>
+      <w:r>
+        <w:t> để tôi code 100% nhóm Tìm kiếm này ngay lập tức!</w:t>
       </w:r>
     </w:p>
     <w:p>
@@ -5146,6 +5527,119 @@
     </w:lvl>
   </w:abstractNum>
   <w:abstractNum w:abstractNumId="12" w15:restartNumberingAfterBreak="0">
+    <w:nsid w:val="28365664"/>
+    <w:multiLevelType w:val="multilevel"/>
+    <w:tmpl w:val="22DA768E"/>
+    <w:lvl w:ilvl="0">
+      <w:start w:val="1"/>
+      <w:numFmt w:val="decimal"/>
+      <w:lvlText w:val="%1."/>
+      <w:lvlJc w:val="left"/>
+      <w:pPr>
+        <w:tabs>
+          <w:tab w:val="num" w:pos="720"/>
+        </w:tabs>
+        <w:ind w:left="720" w:hanging="360"/>
+      </w:pPr>
+    </w:lvl>
+    <w:lvl w:ilvl="1" w:tentative="1">
+      <w:start w:val="1"/>
+      <w:numFmt w:val="decimal"/>
+      <w:lvlText w:val="%2."/>
+      <w:lvlJc w:val="left"/>
+      <w:pPr>
+        <w:tabs>
+          <w:tab w:val="num" w:pos="1440"/>
+        </w:tabs>
+        <w:ind w:left="1440" w:hanging="360"/>
+      </w:pPr>
+    </w:lvl>
+    <w:lvl w:ilvl="2" w:tentative="1">
+      <w:start w:val="1"/>
+      <w:numFmt w:val="decimal"/>
+      <w:lvlText w:val="%3."/>
+      <w:lvlJc w:val="left"/>
+      <w:pPr>
+        <w:tabs>
+          <w:tab w:val="num" w:pos="2160"/>
+        </w:tabs>
+        <w:ind w:left="2160" w:hanging="360"/>
+      </w:pPr>
+    </w:lvl>
+    <w:lvl w:ilvl="3" w:tentative="1">
+      <w:start w:val="1"/>
+      <w:numFmt w:val="decimal"/>
+      <w:lvlText w:val="%4."/>
+      <w:lvlJc w:val="left"/>
+      <w:pPr>
+        <w:tabs>
+          <w:tab w:val="num" w:pos="2880"/>
+        </w:tabs>
+        <w:ind w:left="2880" w:hanging="360"/>
+      </w:pPr>
+    </w:lvl>
+    <w:lvl w:ilvl="4" w:tentative="1">
+      <w:start w:val="1"/>
+      <w:numFmt w:val="decimal"/>
+      <w:lvlText w:val="%5."/>
+      <w:lvlJc w:val="left"/>
+      <w:pPr>
+        <w:tabs>
+          <w:tab w:val="num" w:pos="3600"/>
+        </w:tabs>
+        <w:ind w:left="3600" w:hanging="360"/>
+      </w:pPr>
+    </w:lvl>
+    <w:lvl w:ilvl="5" w:tentative="1">
+      <w:start w:val="1"/>
+      <w:numFmt w:val="decimal"/>
+      <w:lvlText w:val="%6."/>
+      <w:lvlJc w:val="left"/>
+      <w:pPr>
+        <w:tabs>
+          <w:tab w:val="num" w:pos="4320"/>
+        </w:tabs>
+        <w:ind w:left="4320" w:hanging="360"/>
+      </w:pPr>
+    </w:lvl>
+    <w:lvl w:ilvl="6" w:tentative="1">
+      <w:start w:val="1"/>
+      <w:numFmt w:val="decimal"/>
+      <w:lvlText w:val="%7."/>
+      <w:lvlJc w:val="left"/>
+      <w:pPr>
+        <w:tabs>
+          <w:tab w:val="num" w:pos="5040"/>
+        </w:tabs>
+        <w:ind w:left="5040" w:hanging="360"/>
+      </w:pPr>
+    </w:lvl>
+    <w:lvl w:ilvl="7" w:tentative="1">
+      <w:start w:val="1"/>
+      <w:numFmt w:val="decimal"/>
+      <w:lvlText w:val="%8."/>
+      <w:lvlJc w:val="left"/>
+      <w:pPr>
+        <w:tabs>
+          <w:tab w:val="num" w:pos="5760"/>
+        </w:tabs>
+        <w:ind w:left="5760" w:hanging="360"/>
+      </w:pPr>
+    </w:lvl>
+    <w:lvl w:ilvl="8" w:tentative="1">
+      <w:start w:val="1"/>
+      <w:numFmt w:val="decimal"/>
+      <w:lvlText w:val="%9."/>
+      <w:lvlJc w:val="left"/>
+      <w:pPr>
+        <w:tabs>
+          <w:tab w:val="num" w:pos="6480"/>
+        </w:tabs>
+        <w:ind w:left="6480" w:hanging="360"/>
+      </w:pPr>
+    </w:lvl>
+  </w:abstractNum>
+  <w:abstractNum w:abstractNumId="13" w15:restartNumberingAfterBreak="0">
     <w:nsid w:val="2F503E7F"/>
     <w:multiLevelType w:val="multilevel"/>
     <w:tmpl w:val="A01006D2"/>
@@ -5294,7 +5788,7 @@
       </w:rPr>
     </w:lvl>
   </w:abstractNum>
-  <w:abstractNum w:abstractNumId="13" w15:restartNumberingAfterBreak="0">
+  <w:abstractNum w:abstractNumId="14" w15:restartNumberingAfterBreak="0">
     <w:nsid w:val="38B11FFF"/>
     <w:multiLevelType w:val="multilevel"/>
     <w:tmpl w:val="6D0AA0BE"/>
@@ -5443,7 +5937,7 @@
       </w:rPr>
     </w:lvl>
   </w:abstractNum>
-  <w:abstractNum w:abstractNumId="14" w15:restartNumberingAfterBreak="0">
+  <w:abstractNum w:abstractNumId="15" w15:restartNumberingAfterBreak="0">
     <w:nsid w:val="3FC5172A"/>
     <w:multiLevelType w:val="multilevel"/>
     <w:tmpl w:val="C700E648"/>
@@ -5556,7 +6050,7 @@
       </w:pPr>
     </w:lvl>
   </w:abstractNum>
-  <w:abstractNum w:abstractNumId="15" w15:restartNumberingAfterBreak="0">
+  <w:abstractNum w:abstractNumId="16" w15:restartNumberingAfterBreak="0">
     <w:nsid w:val="434041C1"/>
     <w:multiLevelType w:val="multilevel"/>
     <w:tmpl w:val="74BA9926"/>
@@ -5705,7 +6199,7 @@
       </w:rPr>
     </w:lvl>
   </w:abstractNum>
-  <w:abstractNum w:abstractNumId="16" w15:restartNumberingAfterBreak="0">
+  <w:abstractNum w:abstractNumId="17" w15:restartNumberingAfterBreak="0">
     <w:nsid w:val="4F1635EA"/>
     <w:multiLevelType w:val="multilevel"/>
     <w:tmpl w:val="0C8250A8"/>
@@ -5818,7 +6312,7 @@
       </w:pPr>
     </w:lvl>
   </w:abstractNum>
-  <w:abstractNum w:abstractNumId="17" w15:restartNumberingAfterBreak="0">
+  <w:abstractNum w:abstractNumId="18" w15:restartNumberingAfterBreak="0">
     <w:nsid w:val="4F9E1442"/>
     <w:multiLevelType w:val="multilevel"/>
     <w:tmpl w:val="A592704A"/>
@@ -5931,7 +6425,156 @@
       </w:pPr>
     </w:lvl>
   </w:abstractNum>
-  <w:abstractNum w:abstractNumId="18" w15:restartNumberingAfterBreak="0">
+  <w:abstractNum w:abstractNumId="19" w15:restartNumberingAfterBreak="0">
+    <w:nsid w:val="501F7AF8"/>
+    <w:multiLevelType w:val="multilevel"/>
+    <w:tmpl w:val="B7DA97B4"/>
+    <w:lvl w:ilvl="0">
+      <w:start w:val="1"/>
+      <w:numFmt w:val="bullet"/>
+      <w:lvlText w:val=""/>
+      <w:lvlJc w:val="left"/>
+      <w:pPr>
+        <w:tabs>
+          <w:tab w:val="num" w:pos="720"/>
+        </w:tabs>
+        <w:ind w:left="720" w:hanging="360"/>
+      </w:pPr>
+      <w:rPr>
+        <w:rFonts w:ascii="Symbol" w:hAnsi="Symbol" w:hint="default"/>
+        <w:sz w:val="20"/>
+      </w:rPr>
+    </w:lvl>
+    <w:lvl w:ilvl="1" w:tentative="1">
+      <w:start w:val="1"/>
+      <w:numFmt w:val="bullet"/>
+      <w:lvlText w:val=""/>
+      <w:lvlJc w:val="left"/>
+      <w:pPr>
+        <w:tabs>
+          <w:tab w:val="num" w:pos="1440"/>
+        </w:tabs>
+        <w:ind w:left="1440" w:hanging="360"/>
+      </w:pPr>
+      <w:rPr>
+        <w:rFonts w:ascii="Symbol" w:hAnsi="Symbol" w:hint="default"/>
+        <w:sz w:val="20"/>
+      </w:rPr>
+    </w:lvl>
+    <w:lvl w:ilvl="2" w:tentative="1">
+      <w:start w:val="1"/>
+      <w:numFmt w:val="bullet"/>
+      <w:lvlText w:val=""/>
+      <w:lvlJc w:val="left"/>
+      <w:pPr>
+        <w:tabs>
+          <w:tab w:val="num" w:pos="2160"/>
+        </w:tabs>
+        <w:ind w:left="2160" w:hanging="360"/>
+      </w:pPr>
+      <w:rPr>
+        <w:rFonts w:ascii="Symbol" w:hAnsi="Symbol" w:hint="default"/>
+        <w:sz w:val="20"/>
+      </w:rPr>
+    </w:lvl>
+    <w:lvl w:ilvl="3" w:tentative="1">
+      <w:start w:val="1"/>
+      <w:numFmt w:val="bullet"/>
+      <w:lvlText w:val=""/>
+      <w:lvlJc w:val="left"/>
+      <w:pPr>
+        <w:tabs>
+          <w:tab w:val="num" w:pos="2880"/>
+        </w:tabs>
+        <w:ind w:left="2880" w:hanging="360"/>
+      </w:pPr>
+      <w:rPr>
+        <w:rFonts w:ascii="Symbol" w:hAnsi="Symbol" w:hint="default"/>
+        <w:sz w:val="20"/>
+      </w:rPr>
+    </w:lvl>
+    <w:lvl w:ilvl="4" w:tentative="1">
+      <w:start w:val="1"/>
+      <w:numFmt w:val="bullet"/>
+      <w:lvlText w:val=""/>
+      <w:lvlJc w:val="left"/>
+      <w:pPr>
+        <w:tabs>
+          <w:tab w:val="num" w:pos="3600"/>
+        </w:tabs>
+        <w:ind w:left="3600" w:hanging="360"/>
+      </w:pPr>
+      <w:rPr>
+        <w:rFonts w:ascii="Symbol" w:hAnsi="Symbol" w:hint="default"/>
+        <w:sz w:val="20"/>
+      </w:rPr>
+    </w:lvl>
+    <w:lvl w:ilvl="5" w:tentative="1">
+      <w:start w:val="1"/>
+      <w:numFmt w:val="bullet"/>
+      <w:lvlText w:val=""/>
+      <w:lvlJc w:val="left"/>
+      <w:pPr>
+        <w:tabs>
+          <w:tab w:val="num" w:pos="4320"/>
+        </w:tabs>
+        <w:ind w:left="4320" w:hanging="360"/>
+      </w:pPr>
+      <w:rPr>
+        <w:rFonts w:ascii="Symbol" w:hAnsi="Symbol" w:hint="default"/>
+        <w:sz w:val="20"/>
+      </w:rPr>
+    </w:lvl>
+    <w:lvl w:ilvl="6" w:tentative="1">
+      <w:start w:val="1"/>
+      <w:numFmt w:val="bullet"/>
+      <w:lvlText w:val=""/>
+      <w:lvlJc w:val="left"/>
+      <w:pPr>
+        <w:tabs>
+          <w:tab w:val="num" w:pos="5040"/>
+        </w:tabs>
+        <w:ind w:left="5040" w:hanging="360"/>
+      </w:pPr>
+      <w:rPr>
+        <w:rFonts w:ascii="Symbol" w:hAnsi="Symbol" w:hint="default"/>
+        <w:sz w:val="20"/>
+      </w:rPr>
+    </w:lvl>
+    <w:lvl w:ilvl="7" w:tentative="1">
+      <w:start w:val="1"/>
+      <w:numFmt w:val="bullet"/>
+      <w:lvlText w:val=""/>
+      <w:lvlJc w:val="left"/>
+      <w:pPr>
+        <w:tabs>
+          <w:tab w:val="num" w:pos="5760"/>
+        </w:tabs>
+        <w:ind w:left="5760" w:hanging="360"/>
+      </w:pPr>
+      <w:rPr>
+        <w:rFonts w:ascii="Symbol" w:hAnsi="Symbol" w:hint="default"/>
+        <w:sz w:val="20"/>
+      </w:rPr>
+    </w:lvl>
+    <w:lvl w:ilvl="8" w:tentative="1">
+      <w:start w:val="1"/>
+      <w:numFmt w:val="bullet"/>
+      <w:lvlText w:val=""/>
+      <w:lvlJc w:val="left"/>
+      <w:pPr>
+        <w:tabs>
+          <w:tab w:val="num" w:pos="6480"/>
+        </w:tabs>
+        <w:ind w:left="6480" w:hanging="360"/>
+      </w:pPr>
+      <w:rPr>
+        <w:rFonts w:ascii="Symbol" w:hAnsi="Symbol" w:hint="default"/>
+        <w:sz w:val="20"/>
+      </w:rPr>
+    </w:lvl>
+  </w:abstractNum>
+  <w:abstractNum w:abstractNumId="20" w15:restartNumberingAfterBreak="0">
     <w:nsid w:val="52891C00"/>
     <w:multiLevelType w:val="multilevel"/>
     <w:tmpl w:val="D6F40D1C"/>
@@ -6080,7 +6723,7 @@
       </w:rPr>
     </w:lvl>
   </w:abstractNum>
-  <w:abstractNum w:abstractNumId="19" w15:restartNumberingAfterBreak="0">
+  <w:abstractNum w:abstractNumId="21" w15:restartNumberingAfterBreak="0">
     <w:nsid w:val="55B703BD"/>
     <w:multiLevelType w:val="multilevel"/>
     <w:tmpl w:val="36E67480"/>
@@ -6229,7 +6872,7 @@
       </w:rPr>
     </w:lvl>
   </w:abstractNum>
-  <w:abstractNum w:abstractNumId="20" w15:restartNumberingAfterBreak="0">
+  <w:abstractNum w:abstractNumId="22" w15:restartNumberingAfterBreak="0">
     <w:nsid w:val="5E3A11B9"/>
     <w:multiLevelType w:val="multilevel"/>
     <w:tmpl w:val="33661FF0"/>
@@ -6378,7 +7021,156 @@
       </w:rPr>
     </w:lvl>
   </w:abstractNum>
-  <w:abstractNum w:abstractNumId="21" w15:restartNumberingAfterBreak="0">
+  <w:abstractNum w:abstractNumId="23" w15:restartNumberingAfterBreak="0">
+    <w:nsid w:val="5EDF4988"/>
+    <w:multiLevelType w:val="multilevel"/>
+    <w:tmpl w:val="3D60195C"/>
+    <w:lvl w:ilvl="0">
+      <w:start w:val="1"/>
+      <w:numFmt w:val="bullet"/>
+      <w:lvlText w:val=""/>
+      <w:lvlJc w:val="left"/>
+      <w:pPr>
+        <w:tabs>
+          <w:tab w:val="num" w:pos="720"/>
+        </w:tabs>
+        <w:ind w:left="720" w:hanging="360"/>
+      </w:pPr>
+      <w:rPr>
+        <w:rFonts w:ascii="Symbol" w:hAnsi="Symbol" w:hint="default"/>
+        <w:sz w:val="20"/>
+      </w:rPr>
+    </w:lvl>
+    <w:lvl w:ilvl="1" w:tentative="1">
+      <w:start w:val="1"/>
+      <w:numFmt w:val="bullet"/>
+      <w:lvlText w:val=""/>
+      <w:lvlJc w:val="left"/>
+      <w:pPr>
+        <w:tabs>
+          <w:tab w:val="num" w:pos="1440"/>
+        </w:tabs>
+        <w:ind w:left="1440" w:hanging="360"/>
+      </w:pPr>
+      <w:rPr>
+        <w:rFonts w:ascii="Symbol" w:hAnsi="Symbol" w:hint="default"/>
+        <w:sz w:val="20"/>
+      </w:rPr>
+    </w:lvl>
+    <w:lvl w:ilvl="2" w:tentative="1">
+      <w:start w:val="1"/>
+      <w:numFmt w:val="bullet"/>
+      <w:lvlText w:val=""/>
+      <w:lvlJc w:val="left"/>
+      <w:pPr>
+        <w:tabs>
+          <w:tab w:val="num" w:pos="2160"/>
+        </w:tabs>
+        <w:ind w:left="2160" w:hanging="360"/>
+      </w:pPr>
+      <w:rPr>
+        <w:rFonts w:ascii="Symbol" w:hAnsi="Symbol" w:hint="default"/>
+        <w:sz w:val="20"/>
+      </w:rPr>
+    </w:lvl>
+    <w:lvl w:ilvl="3" w:tentative="1">
+      <w:start w:val="1"/>
+      <w:numFmt w:val="bullet"/>
+      <w:lvlText w:val=""/>
+      <w:lvlJc w:val="left"/>
+      <w:pPr>
+        <w:tabs>
+          <w:tab w:val="num" w:pos="2880"/>
+        </w:tabs>
+        <w:ind w:left="2880" w:hanging="360"/>
+      </w:pPr>
+      <w:rPr>
+        <w:rFonts w:ascii="Symbol" w:hAnsi="Symbol" w:hint="default"/>
+        <w:sz w:val="20"/>
+      </w:rPr>
+    </w:lvl>
+    <w:lvl w:ilvl="4" w:tentative="1">
+      <w:start w:val="1"/>
+      <w:numFmt w:val="bullet"/>
+      <w:lvlText w:val=""/>
+      <w:lvlJc w:val="left"/>
+      <w:pPr>
+        <w:tabs>
+          <w:tab w:val="num" w:pos="3600"/>
+        </w:tabs>
+        <w:ind w:left="3600" w:hanging="360"/>
+      </w:pPr>
+      <w:rPr>
+        <w:rFonts w:ascii="Symbol" w:hAnsi="Symbol" w:hint="default"/>
+        <w:sz w:val="20"/>
+      </w:rPr>
+    </w:lvl>
+    <w:lvl w:ilvl="5" w:tentative="1">
+      <w:start w:val="1"/>
+      <w:numFmt w:val="bullet"/>
+      <w:lvlText w:val=""/>
+      <w:lvlJc w:val="left"/>
+      <w:pPr>
+        <w:tabs>
+          <w:tab w:val="num" w:pos="4320"/>
+        </w:tabs>
+        <w:ind w:left="4320" w:hanging="360"/>
+      </w:pPr>
+      <w:rPr>
+        <w:rFonts w:ascii="Symbol" w:hAnsi="Symbol" w:hint="default"/>
+        <w:sz w:val="20"/>
+      </w:rPr>
+    </w:lvl>
+    <w:lvl w:ilvl="6" w:tentative="1">
+      <w:start w:val="1"/>
+      <w:numFmt w:val="bullet"/>
+      <w:lvlText w:val=""/>
+      <w:lvlJc w:val="left"/>
+      <w:pPr>
+        <w:tabs>
+          <w:tab w:val="num" w:pos="5040"/>
+        </w:tabs>
+        <w:ind w:left="5040" w:hanging="360"/>
+      </w:pPr>
+      <w:rPr>
+        <w:rFonts w:ascii="Symbol" w:hAnsi="Symbol" w:hint="default"/>
+        <w:sz w:val="20"/>
+      </w:rPr>
+    </w:lvl>
+    <w:lvl w:ilvl="7" w:tentative="1">
+      <w:start w:val="1"/>
+      <w:numFmt w:val="bullet"/>
+      <w:lvlText w:val=""/>
+      <w:lvlJc w:val="left"/>
+      <w:pPr>
+        <w:tabs>
+          <w:tab w:val="num" w:pos="5760"/>
+        </w:tabs>
+        <w:ind w:left="5760" w:hanging="360"/>
+      </w:pPr>
+      <w:rPr>
+        <w:rFonts w:ascii="Symbol" w:hAnsi="Symbol" w:hint="default"/>
+        <w:sz w:val="20"/>
+      </w:rPr>
+    </w:lvl>
+    <w:lvl w:ilvl="8" w:tentative="1">
+      <w:start w:val="1"/>
+      <w:numFmt w:val="bullet"/>
+      <w:lvlText w:val=""/>
+      <w:lvlJc w:val="left"/>
+      <w:pPr>
+        <w:tabs>
+          <w:tab w:val="num" w:pos="6480"/>
+        </w:tabs>
+        <w:ind w:left="6480" w:hanging="360"/>
+      </w:pPr>
+      <w:rPr>
+        <w:rFonts w:ascii="Symbol" w:hAnsi="Symbol" w:hint="default"/>
+        <w:sz w:val="20"/>
+      </w:rPr>
+    </w:lvl>
+  </w:abstractNum>
+  <w:abstractNum w:abstractNumId="24" w15:restartNumberingAfterBreak="0">
     <w:nsid w:val="6097509D"/>
     <w:multiLevelType w:val="multilevel"/>
     <w:tmpl w:val="A2669166"/>
@@ -6527,7 +7319,7 @@
       </w:rPr>
     </w:lvl>
   </w:abstractNum>
-  <w:abstractNum w:abstractNumId="22" w15:restartNumberingAfterBreak="0">
+  <w:abstractNum w:abstractNumId="25" w15:restartNumberingAfterBreak="0">
     <w:nsid w:val="66144837"/>
     <w:multiLevelType w:val="multilevel"/>
     <w:tmpl w:val="70865C9A"/>
@@ -6676,7 +7468,7 @@
       </w:rPr>
     </w:lvl>
   </w:abstractNum>
-  <w:abstractNum w:abstractNumId="23" w15:restartNumberingAfterBreak="0">
+  <w:abstractNum w:abstractNumId="26" w15:restartNumberingAfterBreak="0">
     <w:nsid w:val="66604EFB"/>
     <w:multiLevelType w:val="multilevel"/>
     <w:tmpl w:val="6D04BE1C"/>
@@ -6825,7 +7617,7 @@
       </w:rPr>
     </w:lvl>
   </w:abstractNum>
-  <w:abstractNum w:abstractNumId="24" w15:restartNumberingAfterBreak="0">
+  <w:abstractNum w:abstractNumId="27" w15:restartNumberingAfterBreak="0">
     <w:nsid w:val="66CB44B9"/>
     <w:multiLevelType w:val="multilevel"/>
     <w:tmpl w:val="3C30781C"/>
@@ -6974,7 +7766,7 @@
       </w:rPr>
     </w:lvl>
   </w:abstractNum>
-  <w:abstractNum w:abstractNumId="25" w15:restartNumberingAfterBreak="0">
+  <w:abstractNum w:abstractNumId="28" w15:restartNumberingAfterBreak="0">
     <w:nsid w:val="68961916"/>
     <w:multiLevelType w:val="multilevel"/>
     <w:tmpl w:val="529808EE"/>
@@ -7091,7 +7883,7 @@
       </w:pPr>
     </w:lvl>
   </w:abstractNum>
-  <w:abstractNum w:abstractNumId="26" w15:restartNumberingAfterBreak="0">
+  <w:abstractNum w:abstractNumId="29" w15:restartNumberingAfterBreak="0">
     <w:nsid w:val="6D8568C0"/>
     <w:multiLevelType w:val="multilevel"/>
     <w:tmpl w:val="97F66520"/>
@@ -7240,7 +8032,7 @@
       </w:rPr>
     </w:lvl>
   </w:abstractNum>
-  <w:abstractNum w:abstractNumId="27" w15:restartNumberingAfterBreak="0">
+  <w:abstractNum w:abstractNumId="30" w15:restartNumberingAfterBreak="0">
     <w:nsid w:val="6F1D79B2"/>
     <w:multiLevelType w:val="multilevel"/>
     <w:tmpl w:val="EBE67566"/>
@@ -7389,7 +8181,7 @@
       </w:rPr>
     </w:lvl>
   </w:abstractNum>
-  <w:abstractNum w:abstractNumId="28" w15:restartNumberingAfterBreak="0">
+  <w:abstractNum w:abstractNumId="31" w15:restartNumberingAfterBreak="0">
     <w:nsid w:val="70CE7190"/>
     <w:multiLevelType w:val="multilevel"/>
     <w:tmpl w:val="C876DC16"/>
@@ -7538,7 +8330,7 @@
       </w:rPr>
     </w:lvl>
   </w:abstractNum>
-  <w:abstractNum w:abstractNumId="29" w15:restartNumberingAfterBreak="0">
+  <w:abstractNum w:abstractNumId="32" w15:restartNumberingAfterBreak="0">
     <w:nsid w:val="70DF5E9A"/>
     <w:multiLevelType w:val="multilevel"/>
     <w:tmpl w:val="EF4A8D4A"/>
@@ -7687,7 +8479,7 @@
       </w:rPr>
     </w:lvl>
   </w:abstractNum>
-  <w:abstractNum w:abstractNumId="30" w15:restartNumberingAfterBreak="0">
+  <w:abstractNum w:abstractNumId="33" w15:restartNumberingAfterBreak="0">
     <w:nsid w:val="77DD3CE1"/>
     <w:multiLevelType w:val="multilevel"/>
     <w:tmpl w:val="8286F626"/>
@@ -7836,7 +8628,7 @@
       </w:rPr>
     </w:lvl>
   </w:abstractNum>
-  <w:abstractNum w:abstractNumId="31" w15:restartNumberingAfterBreak="0">
+  <w:abstractNum w:abstractNumId="34" w15:restartNumberingAfterBreak="0">
     <w:nsid w:val="79187206"/>
     <w:multiLevelType w:val="multilevel"/>
     <w:tmpl w:val="4FD87ABE"/>
@@ -7949,7 +8741,156 @@
       </w:pPr>
     </w:lvl>
   </w:abstractNum>
-  <w:abstractNum w:abstractNumId="32" w15:restartNumberingAfterBreak="0">
+  <w:abstractNum w:abstractNumId="35" w15:restartNumberingAfterBreak="0">
+    <w:nsid w:val="793A7CCA"/>
+    <w:multiLevelType w:val="multilevel"/>
+    <w:tmpl w:val="6124FC2A"/>
+    <w:lvl w:ilvl="0">
+      <w:start w:val="1"/>
+      <w:numFmt w:val="bullet"/>
+      <w:lvlText w:val=""/>
+      <w:lvlJc w:val="left"/>
+      <w:pPr>
+        <w:tabs>
+          <w:tab w:val="num" w:pos="720"/>
+        </w:tabs>
+        <w:ind w:left="720" w:hanging="360"/>
+      </w:pPr>
+      <w:rPr>
+        <w:rFonts w:ascii="Symbol" w:hAnsi="Symbol" w:hint="default"/>
+        <w:sz w:val="20"/>
+      </w:rPr>
+    </w:lvl>
+    <w:lvl w:ilvl="1" w:tentative="1">
+      <w:start w:val="1"/>
+      <w:numFmt w:val="bullet"/>
+      <w:lvlText w:val=""/>
+      <w:lvlJc w:val="left"/>
+      <w:pPr>
+        <w:tabs>
+          <w:tab w:val="num" w:pos="1440"/>
+        </w:tabs>
+        <w:ind w:left="1440" w:hanging="360"/>
+      </w:pPr>
+      <w:rPr>
+        <w:rFonts w:ascii="Symbol" w:hAnsi="Symbol" w:hint="default"/>
+        <w:sz w:val="20"/>
+      </w:rPr>
+    </w:lvl>
+    <w:lvl w:ilvl="2" w:tentative="1">
+      <w:start w:val="1"/>
+      <w:numFmt w:val="bullet"/>
+      <w:lvlText w:val=""/>
+      <w:lvlJc w:val="left"/>
+      <w:pPr>
+        <w:tabs>
+          <w:tab w:val="num" w:pos="2160"/>
+        </w:tabs>
+        <w:ind w:left="2160" w:hanging="360"/>
+      </w:pPr>
+      <w:rPr>
+        <w:rFonts w:ascii="Symbol" w:hAnsi="Symbol" w:hint="default"/>
+        <w:sz w:val="20"/>
+      </w:rPr>
+    </w:lvl>
+    <w:lvl w:ilvl="3" w:tentative="1">
+      <w:start w:val="1"/>
+      <w:numFmt w:val="bullet"/>
+      <w:lvlText w:val=""/>
+      <w:lvlJc w:val="left"/>
+      <w:pPr>
+        <w:tabs>
+          <w:tab w:val="num" w:pos="2880"/>
+        </w:tabs>
+        <w:ind w:left="2880" w:hanging="360"/>
+      </w:pPr>
+      <w:rPr>
+        <w:rFonts w:ascii="Symbol" w:hAnsi="Symbol" w:hint="default"/>
+        <w:sz w:val="20"/>
+      </w:rPr>
+    </w:lvl>
+    <w:lvl w:ilvl="4" w:tentative="1">
+      <w:start w:val="1"/>
+      <w:numFmt w:val="bullet"/>
+      <w:lvlText w:val=""/>
+      <w:lvlJc w:val="left"/>
+      <w:pPr>
+        <w:tabs>
+          <w:tab w:val="num" w:pos="3600"/>
+        </w:tabs>
+        <w:ind w:left="3600" w:hanging="360"/>
+      </w:pPr>
+      <w:rPr>
+        <w:rFonts w:ascii="Symbol" w:hAnsi="Symbol" w:hint="default"/>
+        <w:sz w:val="20"/>
+      </w:rPr>
+    </w:lvl>
+    <w:lvl w:ilvl="5" w:tentative="1">
+      <w:start w:val="1"/>
+      <w:numFmt w:val="bullet"/>
+      <w:lvlText w:val=""/>
+      <w:lvlJc w:val="left"/>
+      <w:pPr>
+        <w:tabs>
+          <w:tab w:val="num" w:pos="4320"/>
+        </w:tabs>
+        <w:ind w:left="4320" w:hanging="360"/>
+      </w:pPr>
+      <w:rPr>
+        <w:rFonts w:ascii="Symbol" w:hAnsi="Symbol" w:hint="default"/>
+        <w:sz w:val="20"/>
+      </w:rPr>
+    </w:lvl>
+    <w:lvl w:ilvl="6" w:tentative="1">
+      <w:start w:val="1"/>
+      <w:numFmt w:val="bullet"/>
+      <w:lvlText w:val=""/>
+      <w:lvlJc w:val="left"/>
+      <w:pPr>
+        <w:tabs>
+          <w:tab w:val="num" w:pos="5040"/>
+        </w:tabs>
+        <w:ind w:left="5040" w:hanging="360"/>
+      </w:pPr>
+      <w:rPr>
+        <w:rFonts w:ascii="Symbol" w:hAnsi="Symbol" w:hint="default"/>
+        <w:sz w:val="20"/>
+      </w:rPr>
+    </w:lvl>
+    <w:lvl w:ilvl="7" w:tentative="1">
+      <w:start w:val="1"/>
+      <w:numFmt w:val="bullet"/>
+      <w:lvlText w:val=""/>
+      <w:lvlJc w:val="left"/>
+      <w:pPr>
+        <w:tabs>
+          <w:tab w:val="num" w:pos="5760"/>
+        </w:tabs>
+        <w:ind w:left="5760" w:hanging="360"/>
+      </w:pPr>
+      <w:rPr>
+        <w:rFonts w:ascii="Symbol" w:hAnsi="Symbol" w:hint="default"/>
+        <w:sz w:val="20"/>
+      </w:rPr>
+    </w:lvl>
+    <w:lvl w:ilvl="8" w:tentative="1">
+      <w:start w:val="1"/>
+      <w:numFmt w:val="bullet"/>
+      <w:lvlText w:val=""/>
+      <w:lvlJc w:val="left"/>
+      <w:pPr>
+        <w:tabs>
+          <w:tab w:val="num" w:pos="6480"/>
+        </w:tabs>
+        <w:ind w:left="6480" w:hanging="360"/>
+      </w:pPr>
+      <w:rPr>
+        <w:rFonts w:ascii="Symbol" w:hAnsi="Symbol" w:hint="default"/>
+        <w:sz w:val="20"/>
+      </w:rPr>
+    </w:lvl>
+  </w:abstractNum>
+  <w:abstractNum w:abstractNumId="36" w15:restartNumberingAfterBreak="0">
     <w:nsid w:val="7B454A48"/>
     <w:multiLevelType w:val="multilevel"/>
     <w:tmpl w:val="007A88B0"/>
@@ -8098,7 +9039,7 @@
       </w:rPr>
     </w:lvl>
   </w:abstractNum>
-  <w:abstractNum w:abstractNumId="33" w15:restartNumberingAfterBreak="0">
+  <w:abstractNum w:abstractNumId="37" w15:restartNumberingAfterBreak="0">
     <w:nsid w:val="7F1F1421"/>
     <w:multiLevelType w:val="multilevel"/>
     <w:tmpl w:val="AE6C00C0"/>
@@ -8247,7 +9188,7 @@
       </w:rPr>
     </w:lvl>
   </w:abstractNum>
-  <w:abstractNum w:abstractNumId="34" w15:restartNumberingAfterBreak="0">
+  <w:abstractNum w:abstractNumId="38" w15:restartNumberingAfterBreak="0">
     <w:nsid w:val="7FE25197"/>
     <w:multiLevelType w:val="multilevel"/>
     <w:tmpl w:val="99FAAB50"/>
@@ -8400,7 +9341,7 @@
     <w:abstractNumId w:val="9"/>
   </w:num>
   <w:num w:numId="2" w16cid:durableId="1328945313">
-    <w:abstractNumId w:val="30"/>
+    <w:abstractNumId w:val="33"/>
   </w:num>
   <w:num w:numId="3" w16cid:durableId="1941718534">
     <w:abstractNumId w:val="3"/>
@@ -8412,61 +9353,61 @@
     <w:abstractNumId w:val="1"/>
   </w:num>
   <w:num w:numId="6" w16cid:durableId="292712263">
-    <w:abstractNumId w:val="33"/>
+    <w:abstractNumId w:val="37"/>
   </w:num>
   <w:num w:numId="7" w16cid:durableId="103307612">
-    <w:abstractNumId w:val="13"/>
+    <w:abstractNumId w:val="14"/>
   </w:num>
   <w:num w:numId="8" w16cid:durableId="1776249646">
-    <w:abstractNumId w:val="28"/>
+    <w:abstractNumId w:val="31"/>
   </w:num>
   <w:num w:numId="9" w16cid:durableId="1238982036">
     <w:abstractNumId w:val="2"/>
   </w:num>
   <w:num w:numId="10" w16cid:durableId="368527715">
-    <w:abstractNumId w:val="18"/>
+    <w:abstractNumId w:val="20"/>
   </w:num>
   <w:num w:numId="11" w16cid:durableId="362363518">
     <w:abstractNumId w:val="8"/>
   </w:num>
   <w:num w:numId="12" w16cid:durableId="187377445">
-    <w:abstractNumId w:val="12"/>
+    <w:abstractNumId w:val="13"/>
   </w:num>
   <w:num w:numId="13" w16cid:durableId="1601715473">
-    <w:abstractNumId w:val="23"/>
+    <w:abstractNumId w:val="26"/>
   </w:num>
   <w:num w:numId="14" w16cid:durableId="1154682082">
-    <w:abstractNumId w:val="34"/>
+    <w:abstractNumId w:val="38"/>
   </w:num>
   <w:num w:numId="15" w16cid:durableId="225607134">
-    <w:abstractNumId w:val="22"/>
+    <w:abstractNumId w:val="25"/>
   </w:num>
   <w:num w:numId="16" w16cid:durableId="1655143296">
-    <w:abstractNumId w:val="29"/>
+    <w:abstractNumId w:val="32"/>
   </w:num>
   <w:num w:numId="17" w16cid:durableId="1563253822">
-    <w:abstractNumId w:val="16"/>
+    <w:abstractNumId w:val="17"/>
   </w:num>
   <w:num w:numId="18" w16cid:durableId="852492766">
-    <w:abstractNumId w:val="32"/>
+    <w:abstractNumId w:val="36"/>
   </w:num>
   <w:num w:numId="19" w16cid:durableId="1696880346">
-    <w:abstractNumId w:val="15"/>
+    <w:abstractNumId w:val="16"/>
   </w:num>
   <w:num w:numId="20" w16cid:durableId="109325017">
     <w:abstractNumId w:val="10"/>
   </w:num>
   <w:num w:numId="21" w16cid:durableId="466902251">
-    <w:abstractNumId w:val="27"/>
+    <w:abstractNumId w:val="30"/>
   </w:num>
   <w:num w:numId="22" w16cid:durableId="1411778616">
-    <w:abstractNumId w:val="20"/>
+    <w:abstractNumId w:val="22"/>
   </w:num>
   <w:num w:numId="23" w16cid:durableId="764115755">
-    <w:abstractNumId w:val="31"/>
+    <w:abstractNumId w:val="34"/>
   </w:num>
   <w:num w:numId="24" w16cid:durableId="569576728">
-    <w:abstractNumId w:val="24"/>
+    <w:abstractNumId w:val="27"/>
   </w:num>
   <w:num w:numId="25" w16cid:durableId="1333411977">
     <w:abstractNumId w:val="4"/>
@@ -8478,28 +9419,40 @@
     <w:abstractNumId w:val="0"/>
   </w:num>
   <w:num w:numId="28" w16cid:durableId="1203711541">
-    <w:abstractNumId w:val="21"/>
+    <w:abstractNumId w:val="24"/>
   </w:num>
   <w:num w:numId="29" w16cid:durableId="1831174129">
-    <w:abstractNumId w:val="25"/>
+    <w:abstractNumId w:val="28"/>
   </w:num>
   <w:num w:numId="30" w16cid:durableId="2004233760">
     <w:abstractNumId w:val="11"/>
   </w:num>
   <w:num w:numId="31" w16cid:durableId="1804499595">
-    <w:abstractNumId w:val="14"/>
+    <w:abstractNumId w:val="15"/>
   </w:num>
   <w:num w:numId="32" w16cid:durableId="1904489095">
-    <w:abstractNumId w:val="26"/>
+    <w:abstractNumId w:val="29"/>
   </w:num>
   <w:num w:numId="33" w16cid:durableId="1815247815">
     <w:abstractNumId w:val="7"/>
   </w:num>
   <w:num w:numId="34" w16cid:durableId="283539292">
-    <w:abstractNumId w:val="17"/>
+    <w:abstractNumId w:val="18"/>
   </w:num>
   <w:num w:numId="35" w16cid:durableId="1660883254">
+    <w:abstractNumId w:val="21"/>
+  </w:num>
+  <w:num w:numId="36" w16cid:durableId="861014874">
     <w:abstractNumId w:val="19"/>
+  </w:num>
+  <w:num w:numId="37" w16cid:durableId="1512255497">
+    <w:abstractNumId w:val="12"/>
+  </w:num>
+  <w:num w:numId="38" w16cid:durableId="927617782">
+    <w:abstractNumId w:val="35"/>
+  </w:num>
+  <w:num w:numId="39" w16cid:durableId="429014485">
+    <w:abstractNumId w:val="23"/>
   </w:num>
 </w:numbering>
 </file>

--- a/MoTaDacTa.docx
+++ b/MoTaDacTa.docx
@@ -3864,9 +3864,412 @@
       </w:r>
     </w:p>
     <w:p>
+      <w:r>
+        <w:br w:type="page"/>
+      </w:r>
+    </w:p>
+    <w:p>
+      <w:pPr>
+        <w:numPr>
+          <w:ilvl w:val="0"/>
+          <w:numId w:val="40"/>
+        </w:numPr>
+        <w:rPr>
+          <w:b/>
+          <w:bCs/>
+        </w:rPr>
+      </w:pPr>
+      <w:r>
+        <w:rPr>
+          <w:b/>
+          <w:bCs/>
+        </w:rPr>
+        <w:lastRenderedPageBreak/>
+        <w:t>Goal Description</w:t>
+      </w:r>
+    </w:p>
+    <w:p>
       <w:pPr>
         <w:ind w:firstLine="0"/>
       </w:pPr>
+      <w:r>
+        <w:t>Thực hiện triển khai </w:t>
+      </w:r>
+      <w:r>
+        <w:rPr>
+          <w:b/>
+          <w:bCs/>
+        </w:rPr>
+        <w:t>Nhóm IV: Thuật toán Đồ thị (Graph)</w:t>
+      </w:r>
+      <w:r>
+        <w:t>. Trong nhóm này, chúng ta đã hoàn thành 5 thuật toán cơ bản &amp; cốt lõi từ Phase 3:</w:t>
+      </w:r>
+    </w:p>
+    <w:p>
+      <w:pPr>
+        <w:numPr>
+          <w:ilvl w:val="0"/>
+          <w:numId w:val="40"/>
+        </w:numPr>
+      </w:pPr>
+      <w:r>
+        <w:t>BFS &amp; DFS (/data-structures/graph-traversal)</w:t>
+      </w:r>
+    </w:p>
+    <w:p>
+      <w:pPr>
+        <w:numPr>
+          <w:ilvl w:val="0"/>
+          <w:numId w:val="40"/>
+        </w:numPr>
+      </w:pPr>
+      <w:r>
+        <w:t>Dijkstra (/data-structures/dijkstra)</w:t>
+      </w:r>
+    </w:p>
+    <w:p>
+      <w:pPr>
+        <w:numPr>
+          <w:ilvl w:val="0"/>
+          <w:numId w:val="40"/>
+        </w:numPr>
+      </w:pPr>
+      <w:r>
+        <w:t>Kruskal (/data-structures/mst-kruskal)</w:t>
+      </w:r>
+    </w:p>
+    <w:p>
+      <w:pPr>
+        <w:numPr>
+          <w:ilvl w:val="0"/>
+          <w:numId w:val="40"/>
+        </w:numPr>
+      </w:pPr>
+      <w:r>
+        <w:t>DSU (/data-structures/dsu)</w:t>
+      </w:r>
+    </w:p>
+    <w:p>
+      <w:pPr>
+        <w:ind w:firstLine="0"/>
+      </w:pPr>
+      <w:r>
+        <w:t>Hiện tại, hệ thống vẫn còn thiếu 9 thuật toán Đồ thị nâng cao:</w:t>
+      </w:r>
+    </w:p>
+    <w:p>
+      <w:pPr>
+        <w:numPr>
+          <w:ilvl w:val="0"/>
+          <w:numId w:val="41"/>
+        </w:numPr>
+      </w:pPr>
+      <w:r>
+        <w:t>Bellman-Ford</w:t>
+      </w:r>
+    </w:p>
+    <w:p>
+      <w:pPr>
+        <w:numPr>
+          <w:ilvl w:val="0"/>
+          <w:numId w:val="41"/>
+        </w:numPr>
+      </w:pPr>
+      <w:r>
+        <w:t>Floyd–Warshall</w:t>
+      </w:r>
+    </w:p>
+    <w:p>
+      <w:pPr>
+        <w:numPr>
+          <w:ilvl w:val="0"/>
+          <w:numId w:val="41"/>
+        </w:numPr>
+      </w:pPr>
+      <w:r>
+        <w:t>A* Search</w:t>
+      </w:r>
+    </w:p>
+    <w:p>
+      <w:pPr>
+        <w:numPr>
+          <w:ilvl w:val="0"/>
+          <w:numId w:val="41"/>
+        </w:numPr>
+      </w:pPr>
+      <w:r>
+        <w:t>Prim (MST)</w:t>
+      </w:r>
+    </w:p>
+    <w:p>
+      <w:pPr>
+        <w:numPr>
+          <w:ilvl w:val="0"/>
+          <w:numId w:val="41"/>
+        </w:numPr>
+      </w:pPr>
+      <w:r>
+        <w:t>Topological Sort</w:t>
+      </w:r>
+    </w:p>
+    <w:p>
+      <w:pPr>
+        <w:numPr>
+          <w:ilvl w:val="0"/>
+          <w:numId w:val="41"/>
+        </w:numPr>
+      </w:pPr>
+      <w:r>
+        <w:t>Tarjan (SCC)</w:t>
+      </w:r>
+    </w:p>
+    <w:p>
+      <w:pPr>
+        <w:numPr>
+          <w:ilvl w:val="0"/>
+          <w:numId w:val="41"/>
+        </w:numPr>
+      </w:pPr>
+      <w:r>
+        <w:t>Kosaraju (SCC)</w:t>
+      </w:r>
+    </w:p>
+    <w:p>
+      <w:pPr>
+        <w:numPr>
+          <w:ilvl w:val="0"/>
+          <w:numId w:val="41"/>
+        </w:numPr>
+      </w:pPr>
+      <w:r>
+        <w:t>Edmonds–Karp (Max Flow)</w:t>
+      </w:r>
+    </w:p>
+    <w:p>
+      <w:pPr>
+        <w:numPr>
+          <w:ilvl w:val="0"/>
+          <w:numId w:val="41"/>
+        </w:numPr>
+      </w:pPr>
+      <w:r>
+        <w:t>Dinic (Max Flow)</w:t>
+      </w:r>
+    </w:p>
+    <w:p>
+      <w:pPr>
+        <w:ind w:firstLine="0"/>
+        <w:rPr>
+          <w:b/>
+          <w:bCs/>
+        </w:rPr>
+      </w:pPr>
+      <w:r>
+        <w:rPr>
+          <w:b/>
+          <w:bCs/>
+        </w:rPr>
+        <w:t>User Review Required</w:t>
+      </w:r>
+    </w:p>
+    <w:p>
+      <w:pPr>
+        <w:ind w:firstLine="0"/>
+      </w:pPr>
+      <w:r>
+        <w:t>WARNING</w:t>
+      </w:r>
+    </w:p>
+    <w:p>
+      <w:pPr>
+        <w:ind w:firstLine="0"/>
+      </w:pPr>
+      <w:r>
+        <w:t>Thuật toán luồng cực đại (Max Flow - Edmonds-Karp, Dinic) và Thành phần liên thông mạnh (SCC - Tarjan, Kosaraju) có logic mô phỏng cực kỳ đồ sộ. Floyd-Warshall cần biểu diễn Ma trận (Matrix) kết hợp với Đồ thị. Do đó, tôi sẽ tận dụng tối đa sức mạnh của GraphView đã xây dựng.</w:t>
+      </w:r>
+    </w:p>
+    <w:p>
+      <w:pPr>
+        <w:ind w:firstLine="0"/>
+        <w:rPr>
+          <w:b/>
+          <w:bCs/>
+        </w:rPr>
+      </w:pPr>
+      <w:r>
+        <w:rPr>
+          <w:b/>
+          <w:bCs/>
+        </w:rPr>
+        <w:t>Proposed Changes</w:t>
+      </w:r>
+    </w:p>
+    <w:p>
+      <w:pPr>
+        <w:ind w:firstLine="0"/>
+      </w:pPr>
+      <w:r>
+        <w:t>Tôi đề xuất chia đợt triển khai này thành các giai đoạn:</w:t>
+      </w:r>
+    </w:p>
+    <w:p>
+      <w:pPr>
+        <w:ind w:firstLine="0"/>
+      </w:pPr>
+      <w:r>
+        <w:t>Giai đoạn 1: Khởi tạo toàn bộ giao diện chờ (Chống lỗi 404)</w:t>
+      </w:r>
+    </w:p>
+    <w:p>
+      <w:pPr>
+        <w:ind w:firstLine="0"/>
+      </w:pPr>
+      <w:r>
+        <w:t>Viết script tự động khởi tạo 9 thư mục và trang UI dưới dạng "Đang xây dựng thuật toán mô phỏng" để đảm bảo người dùng click vào trang chủ không bị văng lỗi 404.</w:t>
+      </w:r>
+    </w:p>
+    <w:p>
+      <w:pPr>
+        <w:ind w:firstLine="0"/>
+      </w:pPr>
+      <w:r>
+        <w:t>Giai đoạn 2: Triển khai 3 Thuật toán cốt lõi</w:t>
+      </w:r>
+    </w:p>
+    <w:p>
+      <w:pPr>
+        <w:ind w:firstLine="0"/>
+      </w:pPr>
+      <w:r>
+        <w:lastRenderedPageBreak/>
+        <w:t>Tôi sẽ tập trung code logic Generator hoàn chỉnh, sinh hiệu ứng Đồ thị chuyển động mượt mà cho 3 thuật toán quan trọng nhất trước tiên:</w:t>
+      </w:r>
+    </w:p>
+    <w:p>
+      <w:pPr>
+        <w:numPr>
+          <w:ilvl w:val="0"/>
+          <w:numId w:val="42"/>
+        </w:numPr>
+      </w:pPr>
+      <w:r>
+        <w:rPr>
+          <w:b/>
+          <w:bCs/>
+        </w:rPr>
+        <w:t>Bellman-Ford</w:t>
+      </w:r>
+      <w:r>
+        <w:t>: Tìm đường đi ngắn nhất có trọng số âm (Dùng GraphView kết hợp bảng nhãn dán như Dijkstra).</w:t>
+      </w:r>
+    </w:p>
+    <w:p>
+      <w:pPr>
+        <w:numPr>
+          <w:ilvl w:val="0"/>
+          <w:numId w:val="42"/>
+        </w:numPr>
+      </w:pPr>
+      <w:r>
+        <w:rPr>
+          <w:b/>
+          <w:bCs/>
+        </w:rPr>
+        <w:t>Prim</w:t>
+      </w:r>
+      <w:r>
+        <w:t>: Cây khung nhỏ nhất (MST) theo hướng kết nạp dần các đỉnh (Dùng GraphView và tô màu các cụm đỉnh đã duyệt).</w:t>
+      </w:r>
+    </w:p>
+    <w:p>
+      <w:pPr>
+        <w:numPr>
+          <w:ilvl w:val="0"/>
+          <w:numId w:val="42"/>
+        </w:numPr>
+      </w:pPr>
+      <w:r>
+        <w:rPr>
+          <w:b/>
+          <w:bCs/>
+        </w:rPr>
+        <w:t>Topological Sort</w:t>
+      </w:r>
+      <w:r>
+        <w:t>: Sắp xếp Topo cho đồ thị DAG (Dùng GraphView và xếp lại vị trí các node theo thứ tự bậc vào).</w:t>
+      </w:r>
+    </w:p>
+    <w:p>
+      <w:pPr>
+        <w:ind w:firstLine="0"/>
+      </w:pPr>
+      <w:r>
+        <w:rPr>
+          <w:i/>
+          <w:iCs/>
+        </w:rPr>
+        <w:t>Các thuật toán như A</w:t>
+      </w:r>
+      <w:r>
+        <w:t>, Tarjan, Kosaraju, Max Flow sẽ được hiển thị UI chờ và cập nhật logic sau.*</w:t>
+      </w:r>
+    </w:p>
+    <w:p>
+      <w:pPr>
+        <w:ind w:firstLine="0"/>
+        <w:rPr>
+          <w:b/>
+          <w:bCs/>
+        </w:rPr>
+      </w:pPr>
+      <w:r>
+        <w:rPr>
+          <w:b/>
+          <w:bCs/>
+        </w:rPr>
+        <w:t>Verification Plan</w:t>
+      </w:r>
+    </w:p>
+    <w:p>
+      <w:pPr>
+        <w:numPr>
+          <w:ilvl w:val="0"/>
+          <w:numId w:val="43"/>
+        </w:numPr>
+      </w:pPr>
+      <w:r>
+        <w:t>Chạy tsc --noEmit để đảm bảo code TypeScript chặt chẽ.</w:t>
+      </w:r>
+    </w:p>
+    <w:p>
+      <w:pPr>
+        <w:numPr>
+          <w:ilvl w:val="0"/>
+          <w:numId w:val="43"/>
+        </w:numPr>
+      </w:pPr>
+      <w:r>
+        <w:t>Đảm bảo 100% các link ở Nhóm IV trên màn Dashboard đều có thể click vào và hiển thị UI mượt mà.</w:t>
+      </w:r>
+    </w:p>
+    <w:p>
+      <w:pPr>
+        <w:ind w:firstLine="0"/>
+      </w:pPr>
+      <w:r>
+        <w:t>Bạn có đồng ý với phương án này không? Nếu đồng ý, hãy nhấn </w:t>
+      </w:r>
+      <w:r>
+        <w:rPr>
+          <w:b/>
+          <w:bCs/>
+        </w:rPr>
+        <w:t>Proceed</w:t>
+      </w:r>
+      <w:r>
+        <w:t> để tôi tiến hành khởi tạo và code ngay lập tức 3 thuật toán đồ thị đầu tiên nhé!</w:t>
+      </w:r>
     </w:p>
     <w:sectPr>
       <w:pgSz w:w="12240" w:h="15840"/>
@@ -4441,6 +4844,119 @@
     </w:lvl>
   </w:abstractNum>
   <w:abstractNum w:abstractNumId="4" w15:restartNumberingAfterBreak="0">
+    <w:nsid w:val="096D401F"/>
+    <w:multiLevelType w:val="multilevel"/>
+    <w:tmpl w:val="6BBEC2A6"/>
+    <w:lvl w:ilvl="0">
+      <w:start w:val="1"/>
+      <w:numFmt w:val="decimal"/>
+      <w:lvlText w:val="%1."/>
+      <w:lvlJc w:val="left"/>
+      <w:pPr>
+        <w:tabs>
+          <w:tab w:val="num" w:pos="720"/>
+        </w:tabs>
+        <w:ind w:left="720" w:hanging="360"/>
+      </w:pPr>
+    </w:lvl>
+    <w:lvl w:ilvl="1" w:tentative="1">
+      <w:start w:val="1"/>
+      <w:numFmt w:val="decimal"/>
+      <w:lvlText w:val="%2."/>
+      <w:lvlJc w:val="left"/>
+      <w:pPr>
+        <w:tabs>
+          <w:tab w:val="num" w:pos="1440"/>
+        </w:tabs>
+        <w:ind w:left="1440" w:hanging="360"/>
+      </w:pPr>
+    </w:lvl>
+    <w:lvl w:ilvl="2" w:tentative="1">
+      <w:start w:val="1"/>
+      <w:numFmt w:val="decimal"/>
+      <w:lvlText w:val="%3."/>
+      <w:lvlJc w:val="left"/>
+      <w:pPr>
+        <w:tabs>
+          <w:tab w:val="num" w:pos="2160"/>
+        </w:tabs>
+        <w:ind w:left="2160" w:hanging="360"/>
+      </w:pPr>
+    </w:lvl>
+    <w:lvl w:ilvl="3" w:tentative="1">
+      <w:start w:val="1"/>
+      <w:numFmt w:val="decimal"/>
+      <w:lvlText w:val="%4."/>
+      <w:lvlJc w:val="left"/>
+      <w:pPr>
+        <w:tabs>
+          <w:tab w:val="num" w:pos="2880"/>
+        </w:tabs>
+        <w:ind w:left="2880" w:hanging="360"/>
+      </w:pPr>
+    </w:lvl>
+    <w:lvl w:ilvl="4" w:tentative="1">
+      <w:start w:val="1"/>
+      <w:numFmt w:val="decimal"/>
+      <w:lvlText w:val="%5."/>
+      <w:lvlJc w:val="left"/>
+      <w:pPr>
+        <w:tabs>
+          <w:tab w:val="num" w:pos="3600"/>
+        </w:tabs>
+        <w:ind w:left="3600" w:hanging="360"/>
+      </w:pPr>
+    </w:lvl>
+    <w:lvl w:ilvl="5" w:tentative="1">
+      <w:start w:val="1"/>
+      <w:numFmt w:val="decimal"/>
+      <w:lvlText w:val="%6."/>
+      <w:lvlJc w:val="left"/>
+      <w:pPr>
+        <w:tabs>
+          <w:tab w:val="num" w:pos="4320"/>
+        </w:tabs>
+        <w:ind w:left="4320" w:hanging="360"/>
+      </w:pPr>
+    </w:lvl>
+    <w:lvl w:ilvl="6" w:tentative="1">
+      <w:start w:val="1"/>
+      <w:numFmt w:val="decimal"/>
+      <w:lvlText w:val="%7."/>
+      <w:lvlJc w:val="left"/>
+      <w:pPr>
+        <w:tabs>
+          <w:tab w:val="num" w:pos="5040"/>
+        </w:tabs>
+        <w:ind w:left="5040" w:hanging="360"/>
+      </w:pPr>
+    </w:lvl>
+    <w:lvl w:ilvl="7" w:tentative="1">
+      <w:start w:val="1"/>
+      <w:numFmt w:val="decimal"/>
+      <w:lvlText w:val="%8."/>
+      <w:lvlJc w:val="left"/>
+      <w:pPr>
+        <w:tabs>
+          <w:tab w:val="num" w:pos="5760"/>
+        </w:tabs>
+        <w:ind w:left="5760" w:hanging="360"/>
+      </w:pPr>
+    </w:lvl>
+    <w:lvl w:ilvl="8" w:tentative="1">
+      <w:start w:val="1"/>
+      <w:numFmt w:val="decimal"/>
+      <w:lvlText w:val="%9."/>
+      <w:lvlJc w:val="left"/>
+      <w:pPr>
+        <w:tabs>
+          <w:tab w:val="num" w:pos="6480"/>
+        </w:tabs>
+        <w:ind w:left="6480" w:hanging="360"/>
+      </w:pPr>
+    </w:lvl>
+  </w:abstractNum>
+  <w:abstractNum w:abstractNumId="5" w15:restartNumberingAfterBreak="0">
     <w:nsid w:val="0AFF0368"/>
     <w:multiLevelType w:val="multilevel"/>
     <w:tmpl w:val="CB6806AE"/>
@@ -4553,7 +5069,7 @@
       </w:pPr>
     </w:lvl>
   </w:abstractNum>
-  <w:abstractNum w:abstractNumId="5" w15:restartNumberingAfterBreak="0">
+  <w:abstractNum w:abstractNumId="6" w15:restartNumberingAfterBreak="0">
     <w:nsid w:val="0E92254F"/>
     <w:multiLevelType w:val="multilevel"/>
     <w:tmpl w:val="E9FAE350"/>
@@ -4702,7 +5218,7 @@
       </w:rPr>
     </w:lvl>
   </w:abstractNum>
-  <w:abstractNum w:abstractNumId="6" w15:restartNumberingAfterBreak="0">
+  <w:abstractNum w:abstractNumId="7" w15:restartNumberingAfterBreak="0">
     <w:nsid w:val="13002449"/>
     <w:multiLevelType w:val="multilevel"/>
     <w:tmpl w:val="96187F5C"/>
@@ -4851,7 +5367,7 @@
       </w:rPr>
     </w:lvl>
   </w:abstractNum>
-  <w:abstractNum w:abstractNumId="7" w15:restartNumberingAfterBreak="0">
+  <w:abstractNum w:abstractNumId="8" w15:restartNumberingAfterBreak="0">
     <w:nsid w:val="14D724BE"/>
     <w:multiLevelType w:val="multilevel"/>
     <w:tmpl w:val="88F25122"/>
@@ -5000,7 +5516,156 @@
       </w:rPr>
     </w:lvl>
   </w:abstractNum>
-  <w:abstractNum w:abstractNumId="8" w15:restartNumberingAfterBreak="0">
+  <w:abstractNum w:abstractNumId="9" w15:restartNumberingAfterBreak="0">
+    <w:nsid w:val="14F70A92"/>
+    <w:multiLevelType w:val="multilevel"/>
+    <w:tmpl w:val="71960E00"/>
+    <w:lvl w:ilvl="0">
+      <w:start w:val="1"/>
+      <w:numFmt w:val="bullet"/>
+      <w:lvlText w:val=""/>
+      <w:lvlJc w:val="left"/>
+      <w:pPr>
+        <w:tabs>
+          <w:tab w:val="num" w:pos="720"/>
+        </w:tabs>
+        <w:ind w:left="720" w:hanging="360"/>
+      </w:pPr>
+      <w:rPr>
+        <w:rFonts w:ascii="Symbol" w:hAnsi="Symbol" w:hint="default"/>
+        <w:sz w:val="20"/>
+      </w:rPr>
+    </w:lvl>
+    <w:lvl w:ilvl="1" w:tentative="1">
+      <w:start w:val="1"/>
+      <w:numFmt w:val="bullet"/>
+      <w:lvlText w:val=""/>
+      <w:lvlJc w:val="left"/>
+      <w:pPr>
+        <w:tabs>
+          <w:tab w:val="num" w:pos="1440"/>
+        </w:tabs>
+        <w:ind w:left="1440" w:hanging="360"/>
+      </w:pPr>
+      <w:rPr>
+        <w:rFonts w:ascii="Symbol" w:hAnsi="Symbol" w:hint="default"/>
+        <w:sz w:val="20"/>
+      </w:rPr>
+    </w:lvl>
+    <w:lvl w:ilvl="2" w:tentative="1">
+      <w:start w:val="1"/>
+      <w:numFmt w:val="bullet"/>
+      <w:lvlText w:val=""/>
+      <w:lvlJc w:val="left"/>
+      <w:pPr>
+        <w:tabs>
+          <w:tab w:val="num" w:pos="2160"/>
+        </w:tabs>
+        <w:ind w:left="2160" w:hanging="360"/>
+      </w:pPr>
+      <w:rPr>
+        <w:rFonts w:ascii="Symbol" w:hAnsi="Symbol" w:hint="default"/>
+        <w:sz w:val="20"/>
+      </w:rPr>
+    </w:lvl>
+    <w:lvl w:ilvl="3" w:tentative="1">
+      <w:start w:val="1"/>
+      <w:numFmt w:val="bullet"/>
+      <w:lvlText w:val=""/>
+      <w:lvlJc w:val="left"/>
+      <w:pPr>
+        <w:tabs>
+          <w:tab w:val="num" w:pos="2880"/>
+        </w:tabs>
+        <w:ind w:left="2880" w:hanging="360"/>
+      </w:pPr>
+      <w:rPr>
+        <w:rFonts w:ascii="Symbol" w:hAnsi="Symbol" w:hint="default"/>
+        <w:sz w:val="20"/>
+      </w:rPr>
+    </w:lvl>
+    <w:lvl w:ilvl="4" w:tentative="1">
+      <w:start w:val="1"/>
+      <w:numFmt w:val="bullet"/>
+      <w:lvlText w:val=""/>
+      <w:lvlJc w:val="left"/>
+      <w:pPr>
+        <w:tabs>
+          <w:tab w:val="num" w:pos="3600"/>
+        </w:tabs>
+        <w:ind w:left="3600" w:hanging="360"/>
+      </w:pPr>
+      <w:rPr>
+        <w:rFonts w:ascii="Symbol" w:hAnsi="Symbol" w:hint="default"/>
+        <w:sz w:val="20"/>
+      </w:rPr>
+    </w:lvl>
+    <w:lvl w:ilvl="5" w:tentative="1">
+      <w:start w:val="1"/>
+      <w:numFmt w:val="bullet"/>
+      <w:lvlText w:val=""/>
+      <w:lvlJc w:val="left"/>
+      <w:pPr>
+        <w:tabs>
+          <w:tab w:val="num" w:pos="4320"/>
+        </w:tabs>
+        <w:ind w:left="4320" w:hanging="360"/>
+      </w:pPr>
+      <w:rPr>
+        <w:rFonts w:ascii="Symbol" w:hAnsi="Symbol" w:hint="default"/>
+        <w:sz w:val="20"/>
+      </w:rPr>
+    </w:lvl>
+    <w:lvl w:ilvl="6" w:tentative="1">
+      <w:start w:val="1"/>
+      <w:numFmt w:val="bullet"/>
+      <w:lvlText w:val=""/>
+      <w:lvlJc w:val="left"/>
+      <w:pPr>
+        <w:tabs>
+          <w:tab w:val="num" w:pos="5040"/>
+        </w:tabs>
+        <w:ind w:left="5040" w:hanging="360"/>
+      </w:pPr>
+      <w:rPr>
+        <w:rFonts w:ascii="Symbol" w:hAnsi="Symbol" w:hint="default"/>
+        <w:sz w:val="20"/>
+      </w:rPr>
+    </w:lvl>
+    <w:lvl w:ilvl="7" w:tentative="1">
+      <w:start w:val="1"/>
+      <w:numFmt w:val="bullet"/>
+      <w:lvlText w:val=""/>
+      <w:lvlJc w:val="left"/>
+      <w:pPr>
+        <w:tabs>
+          <w:tab w:val="num" w:pos="5760"/>
+        </w:tabs>
+        <w:ind w:left="5760" w:hanging="360"/>
+      </w:pPr>
+      <w:rPr>
+        <w:rFonts w:ascii="Symbol" w:hAnsi="Symbol" w:hint="default"/>
+        <w:sz w:val="20"/>
+      </w:rPr>
+    </w:lvl>
+    <w:lvl w:ilvl="8" w:tentative="1">
+      <w:start w:val="1"/>
+      <w:numFmt w:val="bullet"/>
+      <w:lvlText w:val=""/>
+      <w:lvlJc w:val="left"/>
+      <w:pPr>
+        <w:tabs>
+          <w:tab w:val="num" w:pos="6480"/>
+        </w:tabs>
+        <w:ind w:left="6480" w:hanging="360"/>
+      </w:pPr>
+      <w:rPr>
+        <w:rFonts w:ascii="Symbol" w:hAnsi="Symbol" w:hint="default"/>
+        <w:sz w:val="20"/>
+      </w:rPr>
+    </w:lvl>
+  </w:abstractNum>
+  <w:abstractNum w:abstractNumId="10" w15:restartNumberingAfterBreak="0">
     <w:nsid w:val="196C6F7C"/>
     <w:multiLevelType w:val="multilevel"/>
     <w:tmpl w:val="63345382"/>
@@ -5149,7 +5814,7 @@
       </w:rPr>
     </w:lvl>
   </w:abstractNum>
-  <w:abstractNum w:abstractNumId="9" w15:restartNumberingAfterBreak="0">
+  <w:abstractNum w:abstractNumId="11" w15:restartNumberingAfterBreak="0">
     <w:nsid w:val="1F2637B1"/>
     <w:multiLevelType w:val="multilevel"/>
     <w:tmpl w:val="B6C2A822"/>
@@ -5264,7 +5929,7 @@
       </w:rPr>
     </w:lvl>
   </w:abstractNum>
-  <w:abstractNum w:abstractNumId="10" w15:restartNumberingAfterBreak="0">
+  <w:abstractNum w:abstractNumId="12" w15:restartNumberingAfterBreak="0">
     <w:nsid w:val="22485540"/>
     <w:multiLevelType w:val="multilevel"/>
     <w:tmpl w:val="8BB871E0"/>
@@ -5413,7 +6078,7 @@
       </w:rPr>
     </w:lvl>
   </w:abstractNum>
-  <w:abstractNum w:abstractNumId="11" w15:restartNumberingAfterBreak="0">
+  <w:abstractNum w:abstractNumId="13" w15:restartNumberingAfterBreak="0">
     <w:nsid w:val="259F0E48"/>
     <w:multiLevelType w:val="multilevel"/>
     <w:tmpl w:val="274CF0A8"/>
@@ -5526,7 +6191,7 @@
       </w:pPr>
     </w:lvl>
   </w:abstractNum>
-  <w:abstractNum w:abstractNumId="12" w15:restartNumberingAfterBreak="0">
+  <w:abstractNum w:abstractNumId="14" w15:restartNumberingAfterBreak="0">
     <w:nsid w:val="28365664"/>
     <w:multiLevelType w:val="multilevel"/>
     <w:tmpl w:val="22DA768E"/>
@@ -5639,7 +6304,156 @@
       </w:pPr>
     </w:lvl>
   </w:abstractNum>
-  <w:abstractNum w:abstractNumId="13" w15:restartNumberingAfterBreak="0">
+  <w:abstractNum w:abstractNumId="15" w15:restartNumberingAfterBreak="0">
+    <w:nsid w:val="2E860A46"/>
+    <w:multiLevelType w:val="multilevel"/>
+    <w:tmpl w:val="AA30617C"/>
+    <w:lvl w:ilvl="0">
+      <w:start w:val="1"/>
+      <w:numFmt w:val="bullet"/>
+      <w:lvlText w:val=""/>
+      <w:lvlJc w:val="left"/>
+      <w:pPr>
+        <w:tabs>
+          <w:tab w:val="num" w:pos="720"/>
+        </w:tabs>
+        <w:ind w:left="720" w:hanging="360"/>
+      </w:pPr>
+      <w:rPr>
+        <w:rFonts w:ascii="Symbol" w:hAnsi="Symbol" w:hint="default"/>
+        <w:sz w:val="20"/>
+      </w:rPr>
+    </w:lvl>
+    <w:lvl w:ilvl="1" w:tentative="1">
+      <w:start w:val="1"/>
+      <w:numFmt w:val="bullet"/>
+      <w:lvlText w:val="o"/>
+      <w:lvlJc w:val="left"/>
+      <w:pPr>
+        <w:tabs>
+          <w:tab w:val="num" w:pos="1440"/>
+        </w:tabs>
+        <w:ind w:left="1440" w:hanging="360"/>
+      </w:pPr>
+      <w:rPr>
+        <w:rFonts w:ascii="Courier New" w:hAnsi="Courier New" w:hint="default"/>
+        <w:sz w:val="20"/>
+      </w:rPr>
+    </w:lvl>
+    <w:lvl w:ilvl="2" w:tentative="1">
+      <w:start w:val="1"/>
+      <w:numFmt w:val="bullet"/>
+      <w:lvlText w:val=""/>
+      <w:lvlJc w:val="left"/>
+      <w:pPr>
+        <w:tabs>
+          <w:tab w:val="num" w:pos="2160"/>
+        </w:tabs>
+        <w:ind w:left="2160" w:hanging="360"/>
+      </w:pPr>
+      <w:rPr>
+        <w:rFonts w:ascii="Wingdings" w:hAnsi="Wingdings" w:hint="default"/>
+        <w:sz w:val="20"/>
+      </w:rPr>
+    </w:lvl>
+    <w:lvl w:ilvl="3" w:tentative="1">
+      <w:start w:val="1"/>
+      <w:numFmt w:val="bullet"/>
+      <w:lvlText w:val=""/>
+      <w:lvlJc w:val="left"/>
+      <w:pPr>
+        <w:tabs>
+          <w:tab w:val="num" w:pos="2880"/>
+        </w:tabs>
+        <w:ind w:left="2880" w:hanging="360"/>
+      </w:pPr>
+      <w:rPr>
+        <w:rFonts w:ascii="Wingdings" w:hAnsi="Wingdings" w:hint="default"/>
+        <w:sz w:val="20"/>
+      </w:rPr>
+    </w:lvl>
+    <w:lvl w:ilvl="4" w:tentative="1">
+      <w:start w:val="1"/>
+      <w:numFmt w:val="bullet"/>
+      <w:lvlText w:val=""/>
+      <w:lvlJc w:val="left"/>
+      <w:pPr>
+        <w:tabs>
+          <w:tab w:val="num" w:pos="3600"/>
+        </w:tabs>
+        <w:ind w:left="3600" w:hanging="360"/>
+      </w:pPr>
+      <w:rPr>
+        <w:rFonts w:ascii="Wingdings" w:hAnsi="Wingdings" w:hint="default"/>
+        <w:sz w:val="20"/>
+      </w:rPr>
+    </w:lvl>
+    <w:lvl w:ilvl="5" w:tentative="1">
+      <w:start w:val="1"/>
+      <w:numFmt w:val="bullet"/>
+      <w:lvlText w:val=""/>
+      <w:lvlJc w:val="left"/>
+      <w:pPr>
+        <w:tabs>
+          <w:tab w:val="num" w:pos="4320"/>
+        </w:tabs>
+        <w:ind w:left="4320" w:hanging="360"/>
+      </w:pPr>
+      <w:rPr>
+        <w:rFonts w:ascii="Wingdings" w:hAnsi="Wingdings" w:hint="default"/>
+        <w:sz w:val="20"/>
+      </w:rPr>
+    </w:lvl>
+    <w:lvl w:ilvl="6" w:tentative="1">
+      <w:start w:val="1"/>
+      <w:numFmt w:val="bullet"/>
+      <w:lvlText w:val=""/>
+      <w:lvlJc w:val="left"/>
+      <w:pPr>
+        <w:tabs>
+          <w:tab w:val="num" w:pos="5040"/>
+        </w:tabs>
+        <w:ind w:left="5040" w:hanging="360"/>
+      </w:pPr>
+      <w:rPr>
+        <w:rFonts w:ascii="Wingdings" w:hAnsi="Wingdings" w:hint="default"/>
+        <w:sz w:val="20"/>
+      </w:rPr>
+    </w:lvl>
+    <w:lvl w:ilvl="7" w:tentative="1">
+      <w:start w:val="1"/>
+      <w:numFmt w:val="bullet"/>
+      <w:lvlText w:val=""/>
+      <w:lvlJc w:val="left"/>
+      <w:pPr>
+        <w:tabs>
+          <w:tab w:val="num" w:pos="5760"/>
+        </w:tabs>
+        <w:ind w:left="5760" w:hanging="360"/>
+      </w:pPr>
+      <w:rPr>
+        <w:rFonts w:ascii="Wingdings" w:hAnsi="Wingdings" w:hint="default"/>
+        <w:sz w:val="20"/>
+      </w:rPr>
+    </w:lvl>
+    <w:lvl w:ilvl="8" w:tentative="1">
+      <w:start w:val="1"/>
+      <w:numFmt w:val="bullet"/>
+      <w:lvlText w:val=""/>
+      <w:lvlJc w:val="left"/>
+      <w:pPr>
+        <w:tabs>
+          <w:tab w:val="num" w:pos="6480"/>
+        </w:tabs>
+        <w:ind w:left="6480" w:hanging="360"/>
+      </w:pPr>
+      <w:rPr>
+        <w:rFonts w:ascii="Wingdings" w:hAnsi="Wingdings" w:hint="default"/>
+        <w:sz w:val="20"/>
+      </w:rPr>
+    </w:lvl>
+  </w:abstractNum>
+  <w:abstractNum w:abstractNumId="16" w15:restartNumberingAfterBreak="0">
     <w:nsid w:val="2F503E7F"/>
     <w:multiLevelType w:val="multilevel"/>
     <w:tmpl w:val="A01006D2"/>
@@ -5788,7 +6602,7 @@
       </w:rPr>
     </w:lvl>
   </w:abstractNum>
-  <w:abstractNum w:abstractNumId="14" w15:restartNumberingAfterBreak="0">
+  <w:abstractNum w:abstractNumId="17" w15:restartNumberingAfterBreak="0">
     <w:nsid w:val="38B11FFF"/>
     <w:multiLevelType w:val="multilevel"/>
     <w:tmpl w:val="6D0AA0BE"/>
@@ -5937,7 +6751,7 @@
       </w:rPr>
     </w:lvl>
   </w:abstractNum>
-  <w:abstractNum w:abstractNumId="15" w15:restartNumberingAfterBreak="0">
+  <w:abstractNum w:abstractNumId="18" w15:restartNumberingAfterBreak="0">
     <w:nsid w:val="3FC5172A"/>
     <w:multiLevelType w:val="multilevel"/>
     <w:tmpl w:val="C700E648"/>
@@ -6050,7 +6864,7 @@
       </w:pPr>
     </w:lvl>
   </w:abstractNum>
-  <w:abstractNum w:abstractNumId="16" w15:restartNumberingAfterBreak="0">
+  <w:abstractNum w:abstractNumId="19" w15:restartNumberingAfterBreak="0">
     <w:nsid w:val="434041C1"/>
     <w:multiLevelType w:val="multilevel"/>
     <w:tmpl w:val="74BA9926"/>
@@ -6199,7 +7013,7 @@
       </w:rPr>
     </w:lvl>
   </w:abstractNum>
-  <w:abstractNum w:abstractNumId="17" w15:restartNumberingAfterBreak="0">
+  <w:abstractNum w:abstractNumId="20" w15:restartNumberingAfterBreak="0">
     <w:nsid w:val="4F1635EA"/>
     <w:multiLevelType w:val="multilevel"/>
     <w:tmpl w:val="0C8250A8"/>
@@ -6312,7 +7126,7 @@
       </w:pPr>
     </w:lvl>
   </w:abstractNum>
-  <w:abstractNum w:abstractNumId="18" w15:restartNumberingAfterBreak="0">
+  <w:abstractNum w:abstractNumId="21" w15:restartNumberingAfterBreak="0">
     <w:nsid w:val="4F9E1442"/>
     <w:multiLevelType w:val="multilevel"/>
     <w:tmpl w:val="A592704A"/>
@@ -6425,7 +7239,7 @@
       </w:pPr>
     </w:lvl>
   </w:abstractNum>
-  <w:abstractNum w:abstractNumId="19" w15:restartNumberingAfterBreak="0">
+  <w:abstractNum w:abstractNumId="22" w15:restartNumberingAfterBreak="0">
     <w:nsid w:val="501F7AF8"/>
     <w:multiLevelType w:val="multilevel"/>
     <w:tmpl w:val="B7DA97B4"/>
@@ -6574,7 +7388,7 @@
       </w:rPr>
     </w:lvl>
   </w:abstractNum>
-  <w:abstractNum w:abstractNumId="20" w15:restartNumberingAfterBreak="0">
+  <w:abstractNum w:abstractNumId="23" w15:restartNumberingAfterBreak="0">
     <w:nsid w:val="52891C00"/>
     <w:multiLevelType w:val="multilevel"/>
     <w:tmpl w:val="D6F40D1C"/>
@@ -6723,7 +7537,7 @@
       </w:rPr>
     </w:lvl>
   </w:abstractNum>
-  <w:abstractNum w:abstractNumId="21" w15:restartNumberingAfterBreak="0">
+  <w:abstractNum w:abstractNumId="24" w15:restartNumberingAfterBreak="0">
     <w:nsid w:val="55B703BD"/>
     <w:multiLevelType w:val="multilevel"/>
     <w:tmpl w:val="36E67480"/>
@@ -6872,7 +7686,7 @@
       </w:rPr>
     </w:lvl>
   </w:abstractNum>
-  <w:abstractNum w:abstractNumId="22" w15:restartNumberingAfterBreak="0">
+  <w:abstractNum w:abstractNumId="25" w15:restartNumberingAfterBreak="0">
     <w:nsid w:val="5E3A11B9"/>
     <w:multiLevelType w:val="multilevel"/>
     <w:tmpl w:val="33661FF0"/>
@@ -7021,7 +7835,7 @@
       </w:rPr>
     </w:lvl>
   </w:abstractNum>
-  <w:abstractNum w:abstractNumId="23" w15:restartNumberingAfterBreak="0">
+  <w:abstractNum w:abstractNumId="26" w15:restartNumberingAfterBreak="0">
     <w:nsid w:val="5EDF4988"/>
     <w:multiLevelType w:val="multilevel"/>
     <w:tmpl w:val="3D60195C"/>
@@ -7170,7 +7984,7 @@
       </w:rPr>
     </w:lvl>
   </w:abstractNum>
-  <w:abstractNum w:abstractNumId="24" w15:restartNumberingAfterBreak="0">
+  <w:abstractNum w:abstractNumId="27" w15:restartNumberingAfterBreak="0">
     <w:nsid w:val="6097509D"/>
     <w:multiLevelType w:val="multilevel"/>
     <w:tmpl w:val="A2669166"/>
@@ -7319,7 +8133,156 @@
       </w:rPr>
     </w:lvl>
   </w:abstractNum>
-  <w:abstractNum w:abstractNumId="25" w15:restartNumberingAfterBreak="0">
+  <w:abstractNum w:abstractNumId="28" w15:restartNumberingAfterBreak="0">
+    <w:nsid w:val="63AD2F5F"/>
+    <w:multiLevelType w:val="multilevel"/>
+    <w:tmpl w:val="0CA8E48C"/>
+    <w:lvl w:ilvl="0">
+      <w:start w:val="1"/>
+      <w:numFmt w:val="bullet"/>
+      <w:lvlText w:val=""/>
+      <w:lvlJc w:val="left"/>
+      <w:pPr>
+        <w:tabs>
+          <w:tab w:val="num" w:pos="720"/>
+        </w:tabs>
+        <w:ind w:left="720" w:hanging="360"/>
+      </w:pPr>
+      <w:rPr>
+        <w:rFonts w:ascii="Symbol" w:hAnsi="Symbol" w:hint="default"/>
+        <w:sz w:val="20"/>
+      </w:rPr>
+    </w:lvl>
+    <w:lvl w:ilvl="1" w:tentative="1">
+      <w:start w:val="1"/>
+      <w:numFmt w:val="bullet"/>
+      <w:lvlText w:val=""/>
+      <w:lvlJc w:val="left"/>
+      <w:pPr>
+        <w:tabs>
+          <w:tab w:val="num" w:pos="1440"/>
+        </w:tabs>
+        <w:ind w:left="1440" w:hanging="360"/>
+      </w:pPr>
+      <w:rPr>
+        <w:rFonts w:ascii="Symbol" w:hAnsi="Symbol" w:hint="default"/>
+        <w:sz w:val="20"/>
+      </w:rPr>
+    </w:lvl>
+    <w:lvl w:ilvl="2" w:tentative="1">
+      <w:start w:val="1"/>
+      <w:numFmt w:val="bullet"/>
+      <w:lvlText w:val=""/>
+      <w:lvlJc w:val="left"/>
+      <w:pPr>
+        <w:tabs>
+          <w:tab w:val="num" w:pos="2160"/>
+        </w:tabs>
+        <w:ind w:left="2160" w:hanging="360"/>
+      </w:pPr>
+      <w:rPr>
+        <w:rFonts w:ascii="Symbol" w:hAnsi="Symbol" w:hint="default"/>
+        <w:sz w:val="20"/>
+      </w:rPr>
+    </w:lvl>
+    <w:lvl w:ilvl="3" w:tentative="1">
+      <w:start w:val="1"/>
+      <w:numFmt w:val="bullet"/>
+      <w:lvlText w:val=""/>
+      <w:lvlJc w:val="left"/>
+      <w:pPr>
+        <w:tabs>
+          <w:tab w:val="num" w:pos="2880"/>
+        </w:tabs>
+        <w:ind w:left="2880" w:hanging="360"/>
+      </w:pPr>
+      <w:rPr>
+        <w:rFonts w:ascii="Symbol" w:hAnsi="Symbol" w:hint="default"/>
+        <w:sz w:val="20"/>
+      </w:rPr>
+    </w:lvl>
+    <w:lvl w:ilvl="4" w:tentative="1">
+      <w:start w:val="1"/>
+      <w:numFmt w:val="bullet"/>
+      <w:lvlText w:val=""/>
+      <w:lvlJc w:val="left"/>
+      <w:pPr>
+        <w:tabs>
+          <w:tab w:val="num" w:pos="3600"/>
+        </w:tabs>
+        <w:ind w:left="3600" w:hanging="360"/>
+      </w:pPr>
+      <w:rPr>
+        <w:rFonts w:ascii="Symbol" w:hAnsi="Symbol" w:hint="default"/>
+        <w:sz w:val="20"/>
+      </w:rPr>
+    </w:lvl>
+    <w:lvl w:ilvl="5" w:tentative="1">
+      <w:start w:val="1"/>
+      <w:numFmt w:val="bullet"/>
+      <w:lvlText w:val=""/>
+      <w:lvlJc w:val="left"/>
+      <w:pPr>
+        <w:tabs>
+          <w:tab w:val="num" w:pos="4320"/>
+        </w:tabs>
+        <w:ind w:left="4320" w:hanging="360"/>
+      </w:pPr>
+      <w:rPr>
+        <w:rFonts w:ascii="Symbol" w:hAnsi="Symbol" w:hint="default"/>
+        <w:sz w:val="20"/>
+      </w:rPr>
+    </w:lvl>
+    <w:lvl w:ilvl="6" w:tentative="1">
+      <w:start w:val="1"/>
+      <w:numFmt w:val="bullet"/>
+      <w:lvlText w:val=""/>
+      <w:lvlJc w:val="left"/>
+      <w:pPr>
+        <w:tabs>
+          <w:tab w:val="num" w:pos="5040"/>
+        </w:tabs>
+        <w:ind w:left="5040" w:hanging="360"/>
+      </w:pPr>
+      <w:rPr>
+        <w:rFonts w:ascii="Symbol" w:hAnsi="Symbol" w:hint="default"/>
+        <w:sz w:val="20"/>
+      </w:rPr>
+    </w:lvl>
+    <w:lvl w:ilvl="7" w:tentative="1">
+      <w:start w:val="1"/>
+      <w:numFmt w:val="bullet"/>
+      <w:lvlText w:val=""/>
+      <w:lvlJc w:val="left"/>
+      <w:pPr>
+        <w:tabs>
+          <w:tab w:val="num" w:pos="5760"/>
+        </w:tabs>
+        <w:ind w:left="5760" w:hanging="360"/>
+      </w:pPr>
+      <w:rPr>
+        <w:rFonts w:ascii="Symbol" w:hAnsi="Symbol" w:hint="default"/>
+        <w:sz w:val="20"/>
+      </w:rPr>
+    </w:lvl>
+    <w:lvl w:ilvl="8" w:tentative="1">
+      <w:start w:val="1"/>
+      <w:numFmt w:val="bullet"/>
+      <w:lvlText w:val=""/>
+      <w:lvlJc w:val="left"/>
+      <w:pPr>
+        <w:tabs>
+          <w:tab w:val="num" w:pos="6480"/>
+        </w:tabs>
+        <w:ind w:left="6480" w:hanging="360"/>
+      </w:pPr>
+      <w:rPr>
+        <w:rFonts w:ascii="Symbol" w:hAnsi="Symbol" w:hint="default"/>
+        <w:sz w:val="20"/>
+      </w:rPr>
+    </w:lvl>
+  </w:abstractNum>
+  <w:abstractNum w:abstractNumId="29" w15:restartNumberingAfterBreak="0">
     <w:nsid w:val="66144837"/>
     <w:multiLevelType w:val="multilevel"/>
     <w:tmpl w:val="70865C9A"/>
@@ -7468,7 +8431,7 @@
       </w:rPr>
     </w:lvl>
   </w:abstractNum>
-  <w:abstractNum w:abstractNumId="26" w15:restartNumberingAfterBreak="0">
+  <w:abstractNum w:abstractNumId="30" w15:restartNumberingAfterBreak="0">
     <w:nsid w:val="66604EFB"/>
     <w:multiLevelType w:val="multilevel"/>
     <w:tmpl w:val="6D04BE1C"/>
@@ -7617,7 +8580,7 @@
       </w:rPr>
     </w:lvl>
   </w:abstractNum>
-  <w:abstractNum w:abstractNumId="27" w15:restartNumberingAfterBreak="0">
+  <w:abstractNum w:abstractNumId="31" w15:restartNumberingAfterBreak="0">
     <w:nsid w:val="66CB44B9"/>
     <w:multiLevelType w:val="multilevel"/>
     <w:tmpl w:val="3C30781C"/>
@@ -7766,7 +8729,7 @@
       </w:rPr>
     </w:lvl>
   </w:abstractNum>
-  <w:abstractNum w:abstractNumId="28" w15:restartNumberingAfterBreak="0">
+  <w:abstractNum w:abstractNumId="32" w15:restartNumberingAfterBreak="0">
     <w:nsid w:val="68961916"/>
     <w:multiLevelType w:val="multilevel"/>
     <w:tmpl w:val="529808EE"/>
@@ -7883,7 +8846,7 @@
       </w:pPr>
     </w:lvl>
   </w:abstractNum>
-  <w:abstractNum w:abstractNumId="29" w15:restartNumberingAfterBreak="0">
+  <w:abstractNum w:abstractNumId="33" w15:restartNumberingAfterBreak="0">
     <w:nsid w:val="6D8568C0"/>
     <w:multiLevelType w:val="multilevel"/>
     <w:tmpl w:val="97F66520"/>
@@ -8032,7 +8995,7 @@
       </w:rPr>
     </w:lvl>
   </w:abstractNum>
-  <w:abstractNum w:abstractNumId="30" w15:restartNumberingAfterBreak="0">
+  <w:abstractNum w:abstractNumId="34" w15:restartNumberingAfterBreak="0">
     <w:nsid w:val="6F1D79B2"/>
     <w:multiLevelType w:val="multilevel"/>
     <w:tmpl w:val="EBE67566"/>
@@ -8181,7 +9144,7 @@
       </w:rPr>
     </w:lvl>
   </w:abstractNum>
-  <w:abstractNum w:abstractNumId="31" w15:restartNumberingAfterBreak="0">
+  <w:abstractNum w:abstractNumId="35" w15:restartNumberingAfterBreak="0">
     <w:nsid w:val="70CE7190"/>
     <w:multiLevelType w:val="multilevel"/>
     <w:tmpl w:val="C876DC16"/>
@@ -8330,7 +9293,7 @@
       </w:rPr>
     </w:lvl>
   </w:abstractNum>
-  <w:abstractNum w:abstractNumId="32" w15:restartNumberingAfterBreak="0">
+  <w:abstractNum w:abstractNumId="36" w15:restartNumberingAfterBreak="0">
     <w:nsid w:val="70DF5E9A"/>
     <w:multiLevelType w:val="multilevel"/>
     <w:tmpl w:val="EF4A8D4A"/>
@@ -8479,7 +9442,7 @@
       </w:rPr>
     </w:lvl>
   </w:abstractNum>
-  <w:abstractNum w:abstractNumId="33" w15:restartNumberingAfterBreak="0">
+  <w:abstractNum w:abstractNumId="37" w15:restartNumberingAfterBreak="0">
     <w:nsid w:val="77DD3CE1"/>
     <w:multiLevelType w:val="multilevel"/>
     <w:tmpl w:val="8286F626"/>
@@ -8628,7 +9591,7 @@
       </w:rPr>
     </w:lvl>
   </w:abstractNum>
-  <w:abstractNum w:abstractNumId="34" w15:restartNumberingAfterBreak="0">
+  <w:abstractNum w:abstractNumId="38" w15:restartNumberingAfterBreak="0">
     <w:nsid w:val="79187206"/>
     <w:multiLevelType w:val="multilevel"/>
     <w:tmpl w:val="4FD87ABE"/>
@@ -8741,7 +9704,7 @@
       </w:pPr>
     </w:lvl>
   </w:abstractNum>
-  <w:abstractNum w:abstractNumId="35" w15:restartNumberingAfterBreak="0">
+  <w:abstractNum w:abstractNumId="39" w15:restartNumberingAfterBreak="0">
     <w:nsid w:val="793A7CCA"/>
     <w:multiLevelType w:val="multilevel"/>
     <w:tmpl w:val="6124FC2A"/>
@@ -8890,7 +9853,156 @@
       </w:rPr>
     </w:lvl>
   </w:abstractNum>
-  <w:abstractNum w:abstractNumId="36" w15:restartNumberingAfterBreak="0">
+  <w:abstractNum w:abstractNumId="40" w15:restartNumberingAfterBreak="0">
+    <w:nsid w:val="793E1C85"/>
+    <w:multiLevelType w:val="multilevel"/>
+    <w:tmpl w:val="941A56D4"/>
+    <w:lvl w:ilvl="0">
+      <w:start w:val="1"/>
+      <w:numFmt w:val="bullet"/>
+      <w:lvlText w:val=""/>
+      <w:lvlJc w:val="left"/>
+      <w:pPr>
+        <w:tabs>
+          <w:tab w:val="num" w:pos="720"/>
+        </w:tabs>
+        <w:ind w:left="720" w:hanging="360"/>
+      </w:pPr>
+      <w:rPr>
+        <w:rFonts w:ascii="Symbol" w:hAnsi="Symbol" w:hint="default"/>
+        <w:sz w:val="20"/>
+      </w:rPr>
+    </w:lvl>
+    <w:lvl w:ilvl="1" w:tentative="1">
+      <w:start w:val="1"/>
+      <w:numFmt w:val="bullet"/>
+      <w:lvlText w:val=""/>
+      <w:lvlJc w:val="left"/>
+      <w:pPr>
+        <w:tabs>
+          <w:tab w:val="num" w:pos="1440"/>
+        </w:tabs>
+        <w:ind w:left="1440" w:hanging="360"/>
+      </w:pPr>
+      <w:rPr>
+        <w:rFonts w:ascii="Symbol" w:hAnsi="Symbol" w:hint="default"/>
+        <w:sz w:val="20"/>
+      </w:rPr>
+    </w:lvl>
+    <w:lvl w:ilvl="2" w:tentative="1">
+      <w:start w:val="1"/>
+      <w:numFmt w:val="bullet"/>
+      <w:lvlText w:val=""/>
+      <w:lvlJc w:val="left"/>
+      <w:pPr>
+        <w:tabs>
+          <w:tab w:val="num" w:pos="2160"/>
+        </w:tabs>
+        <w:ind w:left="2160" w:hanging="360"/>
+      </w:pPr>
+      <w:rPr>
+        <w:rFonts w:ascii="Symbol" w:hAnsi="Symbol" w:hint="default"/>
+        <w:sz w:val="20"/>
+      </w:rPr>
+    </w:lvl>
+    <w:lvl w:ilvl="3" w:tentative="1">
+      <w:start w:val="1"/>
+      <w:numFmt w:val="bullet"/>
+      <w:lvlText w:val=""/>
+      <w:lvlJc w:val="left"/>
+      <w:pPr>
+        <w:tabs>
+          <w:tab w:val="num" w:pos="2880"/>
+        </w:tabs>
+        <w:ind w:left="2880" w:hanging="360"/>
+      </w:pPr>
+      <w:rPr>
+        <w:rFonts w:ascii="Symbol" w:hAnsi="Symbol" w:hint="default"/>
+        <w:sz w:val="20"/>
+      </w:rPr>
+    </w:lvl>
+    <w:lvl w:ilvl="4" w:tentative="1">
+      <w:start w:val="1"/>
+      <w:numFmt w:val="bullet"/>
+      <w:lvlText w:val=""/>
+      <w:lvlJc w:val="left"/>
+      <w:pPr>
+        <w:tabs>
+          <w:tab w:val="num" w:pos="3600"/>
+        </w:tabs>
+        <w:ind w:left="3600" w:hanging="360"/>
+      </w:pPr>
+      <w:rPr>
+        <w:rFonts w:ascii="Symbol" w:hAnsi="Symbol" w:hint="default"/>
+        <w:sz w:val="20"/>
+      </w:rPr>
+    </w:lvl>
+    <w:lvl w:ilvl="5" w:tentative="1">
+      <w:start w:val="1"/>
+      <w:numFmt w:val="bullet"/>
+      <w:lvlText w:val=""/>
+      <w:lvlJc w:val="left"/>
+      <w:pPr>
+        <w:tabs>
+          <w:tab w:val="num" w:pos="4320"/>
+        </w:tabs>
+        <w:ind w:left="4320" w:hanging="360"/>
+      </w:pPr>
+      <w:rPr>
+        <w:rFonts w:ascii="Symbol" w:hAnsi="Symbol" w:hint="default"/>
+        <w:sz w:val="20"/>
+      </w:rPr>
+    </w:lvl>
+    <w:lvl w:ilvl="6" w:tentative="1">
+      <w:start w:val="1"/>
+      <w:numFmt w:val="bullet"/>
+      <w:lvlText w:val=""/>
+      <w:lvlJc w:val="left"/>
+      <w:pPr>
+        <w:tabs>
+          <w:tab w:val="num" w:pos="5040"/>
+        </w:tabs>
+        <w:ind w:left="5040" w:hanging="360"/>
+      </w:pPr>
+      <w:rPr>
+        <w:rFonts w:ascii="Symbol" w:hAnsi="Symbol" w:hint="default"/>
+        <w:sz w:val="20"/>
+      </w:rPr>
+    </w:lvl>
+    <w:lvl w:ilvl="7" w:tentative="1">
+      <w:start w:val="1"/>
+      <w:numFmt w:val="bullet"/>
+      <w:lvlText w:val=""/>
+      <w:lvlJc w:val="left"/>
+      <w:pPr>
+        <w:tabs>
+          <w:tab w:val="num" w:pos="5760"/>
+        </w:tabs>
+        <w:ind w:left="5760" w:hanging="360"/>
+      </w:pPr>
+      <w:rPr>
+        <w:rFonts w:ascii="Symbol" w:hAnsi="Symbol" w:hint="default"/>
+        <w:sz w:val="20"/>
+      </w:rPr>
+    </w:lvl>
+    <w:lvl w:ilvl="8" w:tentative="1">
+      <w:start w:val="1"/>
+      <w:numFmt w:val="bullet"/>
+      <w:lvlText w:val=""/>
+      <w:lvlJc w:val="left"/>
+      <w:pPr>
+        <w:tabs>
+          <w:tab w:val="num" w:pos="6480"/>
+        </w:tabs>
+        <w:ind w:left="6480" w:hanging="360"/>
+      </w:pPr>
+      <w:rPr>
+        <w:rFonts w:ascii="Symbol" w:hAnsi="Symbol" w:hint="default"/>
+        <w:sz w:val="20"/>
+      </w:rPr>
+    </w:lvl>
+  </w:abstractNum>
+  <w:abstractNum w:abstractNumId="41" w15:restartNumberingAfterBreak="0">
     <w:nsid w:val="7B454A48"/>
     <w:multiLevelType w:val="multilevel"/>
     <w:tmpl w:val="007A88B0"/>
@@ -9039,7 +10151,7 @@
       </w:rPr>
     </w:lvl>
   </w:abstractNum>
-  <w:abstractNum w:abstractNumId="37" w15:restartNumberingAfterBreak="0">
+  <w:abstractNum w:abstractNumId="42" w15:restartNumberingAfterBreak="0">
     <w:nsid w:val="7F1F1421"/>
     <w:multiLevelType w:val="multilevel"/>
     <w:tmpl w:val="AE6C00C0"/>
@@ -9188,7 +10300,7 @@
       </w:rPr>
     </w:lvl>
   </w:abstractNum>
-  <w:abstractNum w:abstractNumId="38" w15:restartNumberingAfterBreak="0">
+  <w:abstractNum w:abstractNumId="43" w15:restartNumberingAfterBreak="0">
     <w:nsid w:val="7FE25197"/>
     <w:multiLevelType w:val="multilevel"/>
     <w:tmpl w:val="99FAAB50"/>
@@ -9338,121 +10450,136 @@
     </w:lvl>
   </w:abstractNum>
   <w:num w:numId="1" w16cid:durableId="1961371284">
-    <w:abstractNumId w:val="9"/>
+    <w:abstractNumId w:val="11"/>
   </w:num>
   <w:num w:numId="2" w16cid:durableId="1328945313">
-    <w:abstractNumId w:val="33"/>
+    <w:abstractNumId w:val="37"/>
   </w:num>
   <w:num w:numId="3" w16cid:durableId="1941718534">
     <w:abstractNumId w:val="3"/>
   </w:num>
   <w:num w:numId="4" w16cid:durableId="867526445">
-    <w:abstractNumId w:val="6"/>
+    <w:abstractNumId w:val="7"/>
   </w:num>
   <w:num w:numId="5" w16cid:durableId="1616251944">
     <w:abstractNumId w:val="1"/>
   </w:num>
   <w:num w:numId="6" w16cid:durableId="292712263">
-    <w:abstractNumId w:val="37"/>
+    <w:abstractNumId w:val="42"/>
   </w:num>
   <w:num w:numId="7" w16cid:durableId="103307612">
-    <w:abstractNumId w:val="14"/>
+    <w:abstractNumId w:val="17"/>
   </w:num>
   <w:num w:numId="8" w16cid:durableId="1776249646">
-    <w:abstractNumId w:val="31"/>
+    <w:abstractNumId w:val="35"/>
   </w:num>
   <w:num w:numId="9" w16cid:durableId="1238982036">
     <w:abstractNumId w:val="2"/>
   </w:num>
   <w:num w:numId="10" w16cid:durableId="368527715">
+    <w:abstractNumId w:val="23"/>
+  </w:num>
+  <w:num w:numId="11" w16cid:durableId="362363518">
+    <w:abstractNumId w:val="10"/>
+  </w:num>
+  <w:num w:numId="12" w16cid:durableId="187377445">
+    <w:abstractNumId w:val="16"/>
+  </w:num>
+  <w:num w:numId="13" w16cid:durableId="1601715473">
+    <w:abstractNumId w:val="30"/>
+  </w:num>
+  <w:num w:numId="14" w16cid:durableId="1154682082">
+    <w:abstractNumId w:val="43"/>
+  </w:num>
+  <w:num w:numId="15" w16cid:durableId="225607134">
+    <w:abstractNumId w:val="29"/>
+  </w:num>
+  <w:num w:numId="16" w16cid:durableId="1655143296">
+    <w:abstractNumId w:val="36"/>
+  </w:num>
+  <w:num w:numId="17" w16cid:durableId="1563253822">
     <w:abstractNumId w:val="20"/>
   </w:num>
-  <w:num w:numId="11" w16cid:durableId="362363518">
-    <w:abstractNumId w:val="8"/>
+  <w:num w:numId="18" w16cid:durableId="852492766">
+    <w:abstractNumId w:val="41"/>
   </w:num>
-  <w:num w:numId="12" w16cid:durableId="187377445">
-    <w:abstractNumId w:val="13"/>
+  <w:num w:numId="19" w16cid:durableId="1696880346">
+    <w:abstractNumId w:val="19"/>
   </w:num>
-  <w:num w:numId="13" w16cid:durableId="1601715473">
-    <w:abstractNumId w:val="26"/>
+  <w:num w:numId="20" w16cid:durableId="109325017">
+    <w:abstractNumId w:val="12"/>
   </w:num>
-  <w:num w:numId="14" w16cid:durableId="1154682082">
+  <w:num w:numId="21" w16cid:durableId="466902251">
+    <w:abstractNumId w:val="34"/>
+  </w:num>
+  <w:num w:numId="22" w16cid:durableId="1411778616">
+    <w:abstractNumId w:val="25"/>
+  </w:num>
+  <w:num w:numId="23" w16cid:durableId="764115755">
     <w:abstractNumId w:val="38"/>
   </w:num>
-  <w:num w:numId="15" w16cid:durableId="225607134">
-    <w:abstractNumId w:val="25"/>
-  </w:num>
-  <w:num w:numId="16" w16cid:durableId="1655143296">
-    <w:abstractNumId w:val="32"/>
-  </w:num>
-  <w:num w:numId="17" w16cid:durableId="1563253822">
-    <w:abstractNumId w:val="17"/>
-  </w:num>
-  <w:num w:numId="18" w16cid:durableId="852492766">
-    <w:abstractNumId w:val="36"/>
-  </w:num>
-  <w:num w:numId="19" w16cid:durableId="1696880346">
-    <w:abstractNumId w:val="16"/>
-  </w:num>
-  <w:num w:numId="20" w16cid:durableId="109325017">
-    <w:abstractNumId w:val="10"/>
-  </w:num>
-  <w:num w:numId="21" w16cid:durableId="466902251">
-    <w:abstractNumId w:val="30"/>
-  </w:num>
-  <w:num w:numId="22" w16cid:durableId="1411778616">
-    <w:abstractNumId w:val="22"/>
-  </w:num>
-  <w:num w:numId="23" w16cid:durableId="764115755">
-    <w:abstractNumId w:val="34"/>
-  </w:num>
   <w:num w:numId="24" w16cid:durableId="569576728">
-    <w:abstractNumId w:val="27"/>
+    <w:abstractNumId w:val="31"/>
   </w:num>
   <w:num w:numId="25" w16cid:durableId="1333411977">
-    <w:abstractNumId w:val="4"/>
+    <w:abstractNumId w:val="5"/>
   </w:num>
   <w:num w:numId="26" w16cid:durableId="113404199">
-    <w:abstractNumId w:val="5"/>
+    <w:abstractNumId w:val="6"/>
   </w:num>
   <w:num w:numId="27" w16cid:durableId="1044981864">
     <w:abstractNumId w:val="0"/>
   </w:num>
   <w:num w:numId="28" w16cid:durableId="1203711541">
+    <w:abstractNumId w:val="27"/>
+  </w:num>
+  <w:num w:numId="29" w16cid:durableId="1831174129">
+    <w:abstractNumId w:val="32"/>
+  </w:num>
+  <w:num w:numId="30" w16cid:durableId="2004233760">
+    <w:abstractNumId w:val="13"/>
+  </w:num>
+  <w:num w:numId="31" w16cid:durableId="1804499595">
+    <w:abstractNumId w:val="18"/>
+  </w:num>
+  <w:num w:numId="32" w16cid:durableId="1904489095">
+    <w:abstractNumId w:val="33"/>
+  </w:num>
+  <w:num w:numId="33" w16cid:durableId="1815247815">
+    <w:abstractNumId w:val="8"/>
+  </w:num>
+  <w:num w:numId="34" w16cid:durableId="283539292">
+    <w:abstractNumId w:val="21"/>
+  </w:num>
+  <w:num w:numId="35" w16cid:durableId="1660883254">
     <w:abstractNumId w:val="24"/>
   </w:num>
-  <w:num w:numId="29" w16cid:durableId="1831174129">
+  <w:num w:numId="36" w16cid:durableId="861014874">
+    <w:abstractNumId w:val="22"/>
+  </w:num>
+  <w:num w:numId="37" w16cid:durableId="1512255497">
+    <w:abstractNumId w:val="14"/>
+  </w:num>
+  <w:num w:numId="38" w16cid:durableId="927617782">
+    <w:abstractNumId w:val="39"/>
+  </w:num>
+  <w:num w:numId="39" w16cid:durableId="429014485">
+    <w:abstractNumId w:val="26"/>
+  </w:num>
+  <w:num w:numId="40" w16cid:durableId="1056704505">
+    <w:abstractNumId w:val="9"/>
+  </w:num>
+  <w:num w:numId="41" w16cid:durableId="2054034342">
+    <w:abstractNumId w:val="4"/>
+  </w:num>
+  <w:num w:numId="42" w16cid:durableId="983856605">
+    <w:abstractNumId w:val="40"/>
+  </w:num>
+  <w:num w:numId="43" w16cid:durableId="698970740">
     <w:abstractNumId w:val="28"/>
   </w:num>
-  <w:num w:numId="30" w16cid:durableId="2004233760">
-    <w:abstractNumId w:val="11"/>
-  </w:num>
-  <w:num w:numId="31" w16cid:durableId="1804499595">
+  <w:num w:numId="44" w16cid:durableId="565922584">
     <w:abstractNumId w:val="15"/>
-  </w:num>
-  <w:num w:numId="32" w16cid:durableId="1904489095">
-    <w:abstractNumId w:val="29"/>
-  </w:num>
-  <w:num w:numId="33" w16cid:durableId="1815247815">
-    <w:abstractNumId w:val="7"/>
-  </w:num>
-  <w:num w:numId="34" w16cid:durableId="283539292">
-    <w:abstractNumId w:val="18"/>
-  </w:num>
-  <w:num w:numId="35" w16cid:durableId="1660883254">
-    <w:abstractNumId w:val="21"/>
-  </w:num>
-  <w:num w:numId="36" w16cid:durableId="861014874">
-    <w:abstractNumId w:val="19"/>
-  </w:num>
-  <w:num w:numId="37" w16cid:durableId="1512255497">
-    <w:abstractNumId w:val="12"/>
-  </w:num>
-  <w:num w:numId="38" w16cid:durableId="927617782">
-    <w:abstractNumId w:val="35"/>
-  </w:num>
-  <w:num w:numId="39" w16cid:durableId="429014485">
-    <w:abstractNumId w:val="23"/>
   </w:num>
 </w:numbering>
 </file>
